--- a/Azure-Practices/AzureServiceBus/ShoppingMicroServices/Azure-POC-Documents/AKS-Tutorial-Points.docx
+++ b/Azure-Practices/AzureServiceBus/ShoppingMicroServices/Azure-POC-Documents/AKS-Tutorial-Points.docx
@@ -1897,22 +1897,17 @@
       </w:r>
     </w:p>
     <w:p>
-      <w:pPr>
+      <w:r>
         <w:rPr>
           <w:b/>
           <w:bCs/>
         </w:rPr>
-      </w:pPr>
-      <w:r>
-        <w:rPr>
-          <w:b/>
-          <w:bCs/>
-        </w:rPr>
         <w:t>5. Testing AKS Features in Your POC</w:t>
       </w:r>
     </w:p>
     <w:p>
       <w:pPr>
+        <w:ind w:left="720"/>
         <w:rPr>
           <w:b/>
           <w:bCs/>
@@ -1931,44 +1926,222 @@
           <w:b/>
           <w:bCs/>
         </w:rPr>
-        <w:t xml:space="preserve"> Security</w:t>
+        <w:t xml:space="preserve"> AKS Microservices Test Plan</w:t>
+      </w:r>
+    </w:p>
+    <w:p>
+      <w:pPr>
+        <w:ind w:left="720"/>
+        <w:rPr>
+          <w:b/>
+          <w:bCs/>
+        </w:rPr>
+      </w:pPr>
+      <w:r>
+        <w:rPr>
+          <w:b/>
+          <w:bCs/>
+        </w:rPr>
+        <w:t>Security</w:t>
+      </w:r>
+    </w:p>
+    <w:p>
+      <w:pPr>
+        <w:ind w:left="720"/>
+      </w:pPr>
+      <w:r>
+        <w:t>Test Case 1: RBAC Role Restrictions</w:t>
       </w:r>
     </w:p>
     <w:p>
       <w:pPr>
         <w:numPr>
           <w:ilvl w:val="0"/>
-          <w:numId w:val="5"/>
+          <w:numId w:val="11"/>
         </w:numPr>
-      </w:pPr>
-      <w:r>
-        <w:t>Create RBAC roles (cluster-admin, view) and test restricted access.</w:t>
+        <w:tabs>
+          <w:tab w:val="clear" w:pos="720"/>
+          <w:tab w:val="num" w:pos="1440"/>
+        </w:tabs>
+        <w:ind w:left="1440"/>
+      </w:pPr>
+      <w:r>
+        <w:t>Action: Create roles (cluster-admin, view) and assign to test users.</w:t>
       </w:r>
     </w:p>
     <w:p>
       <w:pPr>
         <w:numPr>
           <w:ilvl w:val="0"/>
-          <w:numId w:val="5"/>
+          <w:numId w:val="11"/>
         </w:numPr>
-      </w:pPr>
-      <w:r>
-        <w:t>Store Service Bus connection strings in Kubernetes secrets.</w:t>
+        <w:tabs>
+          <w:tab w:val="clear" w:pos="720"/>
+          <w:tab w:val="num" w:pos="1440"/>
+        </w:tabs>
+        <w:ind w:left="1440"/>
+      </w:pPr>
+      <w:r>
+        <w:t xml:space="preserve">Validation: Attempt restricted actions (e.g., </w:t>
+      </w:r>
+      <w:proofErr w:type="spellStart"/>
+      <w:r>
+        <w:t>kubectl</w:t>
+      </w:r>
+      <w:proofErr w:type="spellEnd"/>
+      <w:r>
+        <w:t xml:space="preserve"> delete pod) with view role.</w:t>
       </w:r>
     </w:p>
     <w:p>
       <w:pPr>
         <w:numPr>
           <w:ilvl w:val="0"/>
-          <w:numId w:val="5"/>
+          <w:numId w:val="11"/>
         </w:numPr>
-      </w:pPr>
-      <w:r>
-        <w:t>Rotate secrets and confirm pods pick up new values.</w:t>
-      </w:r>
-    </w:p>
-    <w:p>
-      <w:pPr>
+        <w:tabs>
+          <w:tab w:val="clear" w:pos="720"/>
+          <w:tab w:val="num" w:pos="1440"/>
+        </w:tabs>
+        <w:ind w:left="1440"/>
+      </w:pPr>
+      <w:r>
+        <w:t>Expected Result: Access denied for restricted operations.</w:t>
+      </w:r>
+    </w:p>
+    <w:p>
+      <w:pPr>
+        <w:ind w:left="720"/>
+      </w:pPr>
+      <w:r>
+        <w:t>Test Case 2: Secrets Management</w:t>
+      </w:r>
+    </w:p>
+    <w:p>
+      <w:pPr>
+        <w:numPr>
+          <w:ilvl w:val="0"/>
+          <w:numId w:val="12"/>
+        </w:numPr>
+        <w:tabs>
+          <w:tab w:val="clear" w:pos="720"/>
+          <w:tab w:val="num" w:pos="1440"/>
+        </w:tabs>
+        <w:ind w:left="1440"/>
+      </w:pPr>
+      <w:r>
+        <w:t>Action: Store Service Bus connection string in Kubernetes secret.</w:t>
+      </w:r>
+    </w:p>
+    <w:p>
+      <w:pPr>
+        <w:numPr>
+          <w:ilvl w:val="0"/>
+          <w:numId w:val="12"/>
+        </w:numPr>
+        <w:tabs>
+          <w:tab w:val="clear" w:pos="720"/>
+          <w:tab w:val="num" w:pos="1440"/>
+        </w:tabs>
+        <w:ind w:left="1440"/>
+      </w:pPr>
+      <w:r>
+        <w:t>Validation: Pods read secret via env injection.</w:t>
+      </w:r>
+    </w:p>
+    <w:p>
+      <w:pPr>
+        <w:numPr>
+          <w:ilvl w:val="0"/>
+          <w:numId w:val="12"/>
+        </w:numPr>
+        <w:tabs>
+          <w:tab w:val="clear" w:pos="720"/>
+          <w:tab w:val="num" w:pos="1440"/>
+        </w:tabs>
+        <w:ind w:left="1440"/>
+      </w:pPr>
+      <w:r>
+        <w:t>Expected Result: Connection string not visible in logs/config maps.</w:t>
+      </w:r>
+    </w:p>
+    <w:p>
+      <w:pPr>
+        <w:ind w:left="720"/>
+      </w:pPr>
+      <w:r>
+        <w:t>Test Case 3: Secret Rotation</w:t>
+      </w:r>
+    </w:p>
+    <w:p>
+      <w:pPr>
+        <w:numPr>
+          <w:ilvl w:val="0"/>
+          <w:numId w:val="13"/>
+        </w:numPr>
+        <w:tabs>
+          <w:tab w:val="clear" w:pos="720"/>
+          <w:tab w:val="num" w:pos="1440"/>
+        </w:tabs>
+        <w:ind w:left="1440"/>
+      </w:pPr>
+      <w:r>
+        <w:t>Action: Update secret value (</w:t>
+      </w:r>
+      <w:proofErr w:type="spellStart"/>
+      <w:r>
+        <w:t>kubectl</w:t>
+      </w:r>
+      <w:proofErr w:type="spellEnd"/>
+      <w:r>
+        <w:t xml:space="preserve"> apply -f </w:t>
+      </w:r>
+      <w:proofErr w:type="spellStart"/>
+      <w:proofErr w:type="gramStart"/>
+      <w:r>
+        <w:t>secret.yaml</w:t>
+      </w:r>
+      <w:proofErr w:type="spellEnd"/>
+      <w:proofErr w:type="gramEnd"/>
+      <w:r>
+        <w:t>).</w:t>
+      </w:r>
+    </w:p>
+    <w:p>
+      <w:pPr>
+        <w:numPr>
+          <w:ilvl w:val="0"/>
+          <w:numId w:val="13"/>
+        </w:numPr>
+        <w:tabs>
+          <w:tab w:val="clear" w:pos="720"/>
+          <w:tab w:val="num" w:pos="1440"/>
+        </w:tabs>
+        <w:ind w:left="1440"/>
+      </w:pPr>
+      <w:r>
+        <w:t>Validation: Restart pods or trigger rolling update.</w:t>
+      </w:r>
+    </w:p>
+    <w:p>
+      <w:pPr>
+        <w:numPr>
+          <w:ilvl w:val="0"/>
+          <w:numId w:val="13"/>
+        </w:numPr>
+        <w:tabs>
+          <w:tab w:val="clear" w:pos="720"/>
+          <w:tab w:val="num" w:pos="1440"/>
+        </w:tabs>
+        <w:ind w:left="1440"/>
+      </w:pPr>
+      <w:r>
+        <w:t>Expected Result: Pods pick up new secret without downtime.</w:t>
+      </w:r>
+    </w:p>
+    <w:p>
+      <w:pPr>
+        <w:ind w:left="720"/>
         <w:rPr>
           <w:b/>
           <w:bCs/>
@@ -1976,165 +2149,551 @@
       </w:pPr>
       <w:r>
         <w:rPr>
-          <w:rFonts w:ascii="Segoe UI Emoji" w:hAnsi="Segoe UI Emoji" w:cs="Segoe UI Emoji"/>
           <w:b/>
           <w:bCs/>
         </w:rPr>
-        <w:t>🔹</w:t>
-      </w:r>
-      <w:r>
+        <w:t>Autoscaling</w:t>
+      </w:r>
+    </w:p>
+    <w:p>
+      <w:pPr>
+        <w:ind w:left="720"/>
+      </w:pPr>
+      <w:r>
+        <w:t xml:space="preserve">Test Case 4: Horizontal Pod </w:t>
+      </w:r>
+      <w:proofErr w:type="spellStart"/>
+      <w:r>
+        <w:t>Autoscaler</w:t>
+      </w:r>
+      <w:proofErr w:type="spellEnd"/>
+      <w:r>
+        <w:t xml:space="preserve"> (HPA)</w:t>
+      </w:r>
+    </w:p>
+    <w:p>
+      <w:pPr>
+        <w:numPr>
+          <w:ilvl w:val="0"/>
+          <w:numId w:val="14"/>
+        </w:numPr>
+        <w:tabs>
+          <w:tab w:val="clear" w:pos="720"/>
+          <w:tab w:val="num" w:pos="1440"/>
+        </w:tabs>
+        <w:ind w:left="1440"/>
+      </w:pPr>
+      <w:r>
+        <w:t xml:space="preserve">Action: Configure HPA for </w:t>
+      </w:r>
+      <w:proofErr w:type="spellStart"/>
+      <w:r>
+        <w:t>OrderService</w:t>
+      </w:r>
+      <w:proofErr w:type="spellEnd"/>
+      <w:r>
+        <w:t xml:space="preserve"> (CPU &gt; 70%).</w:t>
+      </w:r>
+    </w:p>
+    <w:p>
+      <w:pPr>
+        <w:numPr>
+          <w:ilvl w:val="0"/>
+          <w:numId w:val="14"/>
+        </w:numPr>
+        <w:tabs>
+          <w:tab w:val="clear" w:pos="720"/>
+          <w:tab w:val="num" w:pos="1440"/>
+        </w:tabs>
+        <w:ind w:left="1440"/>
+      </w:pPr>
+      <w:r>
+        <w:t xml:space="preserve">Validation: Flood </w:t>
+      </w:r>
+      <w:proofErr w:type="spellStart"/>
+      <w:r>
+        <w:t>orderqueue</w:t>
+      </w:r>
+      <w:proofErr w:type="spellEnd"/>
+      <w:r>
+        <w:t xml:space="preserve"> with messages.</w:t>
+      </w:r>
+    </w:p>
+    <w:p>
+      <w:pPr>
+        <w:numPr>
+          <w:ilvl w:val="0"/>
+          <w:numId w:val="14"/>
+        </w:numPr>
+        <w:tabs>
+          <w:tab w:val="clear" w:pos="720"/>
+          <w:tab w:val="num" w:pos="1440"/>
+        </w:tabs>
+        <w:ind w:left="1440"/>
+      </w:pPr>
+      <w:r>
+        <w:lastRenderedPageBreak/>
+        <w:t>Expected Result: Pods scale up automatically.</w:t>
+      </w:r>
+    </w:p>
+    <w:p>
+      <w:pPr>
+        <w:ind w:left="720"/>
+      </w:pPr>
+      <w:r>
+        <w:t xml:space="preserve">Test Case 5: Cluster </w:t>
+      </w:r>
+      <w:proofErr w:type="spellStart"/>
+      <w:r>
+        <w:t>Autoscaler</w:t>
+      </w:r>
+      <w:proofErr w:type="spellEnd"/>
+    </w:p>
+    <w:p>
+      <w:pPr>
+        <w:numPr>
+          <w:ilvl w:val="0"/>
+          <w:numId w:val="15"/>
+        </w:numPr>
+        <w:tabs>
+          <w:tab w:val="clear" w:pos="720"/>
+          <w:tab w:val="num" w:pos="1440"/>
+        </w:tabs>
+        <w:ind w:left="1440"/>
+      </w:pPr>
+      <w:r>
+        <w:t>Action: Deploy more pods than current nodes can handle.</w:t>
+      </w:r>
+    </w:p>
+    <w:p>
+      <w:pPr>
+        <w:numPr>
+          <w:ilvl w:val="0"/>
+          <w:numId w:val="15"/>
+        </w:numPr>
+        <w:tabs>
+          <w:tab w:val="clear" w:pos="720"/>
+          <w:tab w:val="num" w:pos="1440"/>
+        </w:tabs>
+        <w:ind w:left="1440"/>
+      </w:pPr>
+      <w:r>
+        <w:t>Validation: Monitor AKS node pool.</w:t>
+      </w:r>
+    </w:p>
+    <w:p>
+      <w:pPr>
+        <w:numPr>
+          <w:ilvl w:val="0"/>
+          <w:numId w:val="15"/>
+        </w:numPr>
+        <w:tabs>
+          <w:tab w:val="clear" w:pos="720"/>
+          <w:tab w:val="num" w:pos="1440"/>
+        </w:tabs>
+        <w:ind w:left="1440"/>
+      </w:pPr>
+      <w:r>
+        <w:t>Expected Result: AKS provisions new nodes.</w:t>
+      </w:r>
+    </w:p>
+    <w:p>
+      <w:pPr>
+        <w:ind w:left="720"/>
         <w:rPr>
           <w:b/>
           <w:bCs/>
         </w:rPr>
-        <w:t xml:space="preserve"> Autoscaling</w:t>
+      </w:pPr>
+      <w:r>
+        <w:rPr>
+          <w:b/>
+          <w:bCs/>
+        </w:rPr>
+        <w:t>Load Balancing</w:t>
+      </w:r>
+    </w:p>
+    <w:p>
+      <w:pPr>
+        <w:ind w:left="720"/>
+      </w:pPr>
+      <w:r>
+        <w:t>Test Case 6: External Load Balancing</w:t>
       </w:r>
     </w:p>
     <w:p>
       <w:pPr>
         <w:numPr>
           <w:ilvl w:val="0"/>
-          <w:numId w:val="6"/>
+          <w:numId w:val="16"/>
         </w:numPr>
-      </w:pPr>
-      <w:r>
-        <w:t xml:space="preserve">Configure </w:t>
-      </w:r>
-      <w:r>
+        <w:tabs>
+          <w:tab w:val="clear" w:pos="720"/>
+          <w:tab w:val="num" w:pos="1440"/>
+        </w:tabs>
+        <w:ind w:left="1440"/>
+      </w:pPr>
+      <w:r>
+        <w:t xml:space="preserve">Action: Send multiple requests to </w:t>
+      </w:r>
+      <w:proofErr w:type="spellStart"/>
+      <w:r>
+        <w:t>OrderService</w:t>
+      </w:r>
+      <w:proofErr w:type="spellEnd"/>
+      <w:r>
+        <w:t xml:space="preserve"> external IP.</w:t>
+      </w:r>
+    </w:p>
+    <w:p>
+      <w:pPr>
+        <w:numPr>
+          <w:ilvl w:val="0"/>
+          <w:numId w:val="16"/>
+        </w:numPr>
+        <w:tabs>
+          <w:tab w:val="clear" w:pos="720"/>
+          <w:tab w:val="num" w:pos="1440"/>
+        </w:tabs>
+        <w:ind w:left="1440"/>
+      </w:pPr>
+      <w:r>
+        <w:t>Validation: Check pod logs.</w:t>
+      </w:r>
+    </w:p>
+    <w:p>
+      <w:pPr>
+        <w:numPr>
+          <w:ilvl w:val="0"/>
+          <w:numId w:val="16"/>
+        </w:numPr>
+        <w:tabs>
+          <w:tab w:val="clear" w:pos="720"/>
+          <w:tab w:val="num" w:pos="1440"/>
+        </w:tabs>
+        <w:ind w:left="1440"/>
+      </w:pPr>
+      <w:r>
+        <w:t>Expected Result: Requests distributed across replicas.</w:t>
+      </w:r>
+    </w:p>
+    <w:p>
+      <w:pPr>
+        <w:ind w:left="720"/>
+      </w:pPr>
+      <w:r>
+        <w:t>Test Case 7: Internal Load Balancing</w:t>
+      </w:r>
+    </w:p>
+    <w:p>
+      <w:pPr>
+        <w:numPr>
+          <w:ilvl w:val="0"/>
+          <w:numId w:val="17"/>
+        </w:numPr>
+        <w:tabs>
+          <w:tab w:val="clear" w:pos="720"/>
+          <w:tab w:val="num" w:pos="1440"/>
+        </w:tabs>
+        <w:ind w:left="1440"/>
+      </w:pPr>
+      <w:r>
+        <w:t xml:space="preserve">Action: Invoke </w:t>
+      </w:r>
+      <w:proofErr w:type="spellStart"/>
+      <w:r>
+        <w:t>PaymentService</w:t>
+      </w:r>
+      <w:proofErr w:type="spellEnd"/>
+      <w:r>
+        <w:t xml:space="preserve"> and </w:t>
+      </w:r>
+      <w:proofErr w:type="spellStart"/>
+      <w:r>
+        <w:t>ShippingService</w:t>
+      </w:r>
+      <w:proofErr w:type="spellEnd"/>
+      <w:r>
+        <w:t xml:space="preserve"> via </w:t>
+      </w:r>
+      <w:proofErr w:type="spellStart"/>
+      <w:r>
+        <w:t>ClusterIP</w:t>
+      </w:r>
+      <w:proofErr w:type="spellEnd"/>
+      <w:r>
+        <w:t>.</w:t>
+      </w:r>
+    </w:p>
+    <w:p>
+      <w:pPr>
+        <w:numPr>
+          <w:ilvl w:val="0"/>
+          <w:numId w:val="17"/>
+        </w:numPr>
+        <w:tabs>
+          <w:tab w:val="clear" w:pos="720"/>
+          <w:tab w:val="num" w:pos="1440"/>
+        </w:tabs>
+        <w:ind w:left="1440"/>
+      </w:pPr>
+      <w:r>
+        <w:t>Validation: Check logs across replicas.</w:t>
+      </w:r>
+    </w:p>
+    <w:p>
+      <w:pPr>
+        <w:numPr>
+          <w:ilvl w:val="0"/>
+          <w:numId w:val="17"/>
+        </w:numPr>
+        <w:tabs>
+          <w:tab w:val="clear" w:pos="720"/>
+          <w:tab w:val="num" w:pos="1440"/>
+        </w:tabs>
+        <w:ind w:left="1440"/>
+      </w:pPr>
+      <w:r>
+        <w:t>Expected Result: Requests balanced internally.</w:t>
+      </w:r>
+    </w:p>
+    <w:p>
+      <w:pPr>
+        <w:ind w:left="720"/>
         <w:rPr>
           <w:b/>
           <w:bCs/>
         </w:rPr>
-        <w:t xml:space="preserve">Horizontal Pod </w:t>
-      </w:r>
-      <w:proofErr w:type="spellStart"/>
+      </w:pPr>
       <w:r>
         <w:rPr>
           <w:b/>
           <w:bCs/>
         </w:rPr>
-        <w:t>Autoscaler</w:t>
+        <w:t>Minimal Downtime</w:t>
+      </w:r>
+    </w:p>
+    <w:p>
+      <w:pPr>
+        <w:ind w:left="720"/>
+      </w:pPr>
+      <w:r>
+        <w:t>Test Case 8: Cluster Upgrade</w:t>
+      </w:r>
+    </w:p>
+    <w:p>
+      <w:pPr>
+        <w:numPr>
+          <w:ilvl w:val="0"/>
+          <w:numId w:val="18"/>
+        </w:numPr>
+        <w:tabs>
+          <w:tab w:val="clear" w:pos="720"/>
+          <w:tab w:val="num" w:pos="1440"/>
+        </w:tabs>
+        <w:ind w:left="1440"/>
+      </w:pPr>
+      <w:r>
+        <w:t xml:space="preserve">Action: Run </w:t>
+      </w:r>
+      <w:proofErr w:type="spellStart"/>
+      <w:r>
+        <w:t>az</w:t>
       </w:r>
       <w:proofErr w:type="spellEnd"/>
       <w:r>
+        <w:t xml:space="preserve"> </w:t>
+      </w:r>
+      <w:proofErr w:type="spellStart"/>
+      <w:r>
+        <w:t>aks</w:t>
+      </w:r>
+      <w:proofErr w:type="spellEnd"/>
+      <w:r>
+        <w:t xml:space="preserve"> upgrade --</w:t>
+      </w:r>
+      <w:proofErr w:type="spellStart"/>
+      <w:r>
+        <w:t>kubernetes</w:t>
+      </w:r>
+      <w:proofErr w:type="spellEnd"/>
+      <w:r>
+        <w:t>-version &lt;new-version&gt;.</w:t>
+      </w:r>
+    </w:p>
+    <w:p>
+      <w:pPr>
+        <w:numPr>
+          <w:ilvl w:val="0"/>
+          <w:numId w:val="18"/>
+        </w:numPr>
+        <w:tabs>
+          <w:tab w:val="clear" w:pos="720"/>
+          <w:tab w:val="num" w:pos="1440"/>
+        </w:tabs>
+        <w:ind w:left="1440"/>
+      </w:pPr>
+      <w:r>
+        <w:t>Validation: Observe pod rescheduling.</w:t>
+      </w:r>
+    </w:p>
+    <w:p>
+      <w:pPr>
+        <w:numPr>
+          <w:ilvl w:val="0"/>
+          <w:numId w:val="18"/>
+        </w:numPr>
+        <w:tabs>
+          <w:tab w:val="clear" w:pos="720"/>
+          <w:tab w:val="num" w:pos="1440"/>
+        </w:tabs>
+        <w:ind w:left="1440"/>
+      </w:pPr>
+      <w:r>
+        <w:t>Expected Result: Minimal downtime during upgrade.</w:t>
+      </w:r>
+    </w:p>
+    <w:p>
+      <w:pPr>
+        <w:ind w:left="720"/>
+      </w:pPr>
+      <w:r>
+        <w:t>Test Case 9: Pod Recovery</w:t>
+      </w:r>
+    </w:p>
+    <w:p>
+      <w:pPr>
+        <w:numPr>
+          <w:ilvl w:val="0"/>
+          <w:numId w:val="19"/>
+        </w:numPr>
+        <w:tabs>
+          <w:tab w:val="clear" w:pos="720"/>
+          <w:tab w:val="num" w:pos="1440"/>
+        </w:tabs>
+        <w:ind w:left="1440"/>
+      </w:pPr>
+      <w:r>
+        <w:t>Action: Delete a pod manually.</w:t>
+      </w:r>
+    </w:p>
+    <w:p>
+      <w:pPr>
+        <w:numPr>
+          <w:ilvl w:val="0"/>
+          <w:numId w:val="19"/>
+        </w:numPr>
+        <w:tabs>
+          <w:tab w:val="clear" w:pos="720"/>
+          <w:tab w:val="num" w:pos="1440"/>
+        </w:tabs>
+        <w:ind w:left="1440"/>
+      </w:pPr>
+      <w:r>
+        <w:t>Validation: Kubernetes restarts pod automatically.</w:t>
+      </w:r>
+    </w:p>
+    <w:p>
+      <w:pPr>
+        <w:numPr>
+          <w:ilvl w:val="0"/>
+          <w:numId w:val="19"/>
+        </w:numPr>
+        <w:tabs>
+          <w:tab w:val="clear" w:pos="720"/>
+          <w:tab w:val="num" w:pos="1440"/>
+        </w:tabs>
+        <w:ind w:left="1440"/>
+      </w:pPr>
+      <w:r>
+        <w:t>Expected Result: Service remains available.</w:t>
+      </w:r>
+    </w:p>
+    <w:p>
+      <w:pPr>
+        <w:ind w:left="720"/>
+      </w:pPr>
+      <w:r>
+        <w:t>Test Case 10: Rolling Updates</w:t>
+      </w:r>
+    </w:p>
+    <w:p>
+      <w:pPr>
+        <w:numPr>
+          <w:ilvl w:val="0"/>
+          <w:numId w:val="20"/>
+        </w:numPr>
+        <w:tabs>
+          <w:tab w:val="clear" w:pos="720"/>
+          <w:tab w:val="num" w:pos="1440"/>
+        </w:tabs>
+        <w:ind w:left="1440"/>
+      </w:pPr>
+      <w:r>
+        <w:t>Action: Update container image version in deployment YAML.</w:t>
+      </w:r>
+    </w:p>
+    <w:p>
+      <w:pPr>
+        <w:numPr>
+          <w:ilvl w:val="0"/>
+          <w:numId w:val="20"/>
+        </w:numPr>
+        <w:tabs>
+          <w:tab w:val="clear" w:pos="720"/>
+          <w:tab w:val="num" w:pos="1440"/>
+        </w:tabs>
+        <w:ind w:left="1440"/>
+      </w:pPr>
+      <w:r>
+        <w:t>Validation: Apply deployment and monitor rollout.</w:t>
+      </w:r>
+    </w:p>
+    <w:p>
+      <w:pPr>
+        <w:numPr>
+          <w:ilvl w:val="0"/>
+          <w:numId w:val="20"/>
+        </w:numPr>
+        <w:tabs>
+          <w:tab w:val="clear" w:pos="720"/>
+          <w:tab w:val="num" w:pos="1440"/>
+        </w:tabs>
+        <w:ind w:left="1440"/>
+      </w:pPr>
+      <w:r>
+        <w:t>Expected Result: Pods update one by one, no downtime.</w:t>
+      </w:r>
+    </w:p>
+    <w:p>
+      <w:pPr>
         <w:rPr>
           <w:b/>
           <w:bCs/>
         </w:rPr>
-        <w:t xml:space="preserve"> (HPA)</w:t>
-      </w:r>
-      <w:r>
-        <w:t xml:space="preserve"> for </w:t>
-      </w:r>
-      <w:proofErr w:type="spellStart"/>
-      <w:r>
-        <w:t>OrderService</w:t>
-      </w:r>
-      <w:proofErr w:type="spellEnd"/>
-      <w:r>
-        <w:t>.</w:t>
-      </w:r>
-    </w:p>
-    <w:p>
-      <w:pPr>
-        <w:numPr>
-          <w:ilvl w:val="0"/>
-          <w:numId w:val="6"/>
-        </w:numPr>
-      </w:pPr>
-      <w:r>
-        <w:t xml:space="preserve">Flood </w:t>
-      </w:r>
-      <w:proofErr w:type="spellStart"/>
-      <w:r>
-        <w:t>orderqueue</w:t>
-      </w:r>
-      <w:proofErr w:type="spellEnd"/>
-      <w:r>
-        <w:t xml:space="preserve"> with messages → watch pods scale up.</w:t>
-      </w:r>
-    </w:p>
-    <w:p>
-      <w:pPr>
-        <w:numPr>
-          <w:ilvl w:val="0"/>
-          <w:numId w:val="6"/>
-        </w:numPr>
-      </w:pPr>
-      <w:r>
-        <w:t>Deploy more pods than nodes can handle → AKS adds nodes automatically.</w:t>
-      </w:r>
-    </w:p>
-    <w:p>
-      <w:pPr>
+      </w:pPr>
+      <w:r>
         <w:rPr>
           <w:b/>
           <w:bCs/>
         </w:rPr>
-      </w:pPr>
-      <w:r>
-        <w:rPr>
-          <w:rFonts w:ascii="Segoe UI Emoji" w:hAnsi="Segoe UI Emoji" w:cs="Segoe UI Emoji"/>
+        <w:t xml:space="preserve">  </w:t>
+      </w:r>
+    </w:p>
+    <w:p>
+      <w:pPr>
+        <w:rPr>
           <w:b/>
           <w:bCs/>
         </w:rPr>
-        <w:t>🔹</w:t>
-      </w:r>
+      </w:pPr>
       <w:r>
         <w:rPr>
           <w:b/>
           <w:bCs/>
         </w:rPr>
-        <w:t xml:space="preserve"> Load Balancing</w:t>
-      </w:r>
-    </w:p>
-    <w:p>
-      <w:pPr>
-        <w:numPr>
-          <w:ilvl w:val="0"/>
-          <w:numId w:val="7"/>
-        </w:numPr>
-      </w:pPr>
-      <w:r>
-        <w:t xml:space="preserve">Send multiple requests to </w:t>
-      </w:r>
-      <w:proofErr w:type="spellStart"/>
-      <w:r>
-        <w:t>OrderService</w:t>
-      </w:r>
-      <w:proofErr w:type="spellEnd"/>
-      <w:r>
-        <w:t xml:space="preserve"> external IP.</w:t>
-      </w:r>
-    </w:p>
-    <w:p>
-      <w:pPr>
-        <w:numPr>
-          <w:ilvl w:val="0"/>
-          <w:numId w:val="7"/>
-        </w:numPr>
-      </w:pPr>
-      <w:r>
-        <w:t>Verify traffic is distributed across pods (</w:t>
-      </w:r>
-      <w:proofErr w:type="spellStart"/>
-      <w:r>
-        <w:t>kubectl</w:t>
-      </w:r>
-      <w:proofErr w:type="spellEnd"/>
-      <w:r>
-        <w:t xml:space="preserve"> logs).</w:t>
-      </w:r>
-    </w:p>
-    <w:p>
-      <w:pPr>
-        <w:numPr>
-          <w:ilvl w:val="0"/>
-          <w:numId w:val="7"/>
-        </w:numPr>
-      </w:pPr>
-      <w:r>
-        <w:t>Internal services (Payment, Shipping) balance requests across replicas.</w:t>
+        <w:lastRenderedPageBreak/>
+        <w:t xml:space="preserve"> </w:t>
       </w:r>
     </w:p>
     <w:p>
@@ -2146,122 +2705,14 @@
       </w:pPr>
       <w:r>
         <w:rPr>
-          <w:rFonts w:ascii="Segoe UI Emoji" w:hAnsi="Segoe UI Emoji" w:cs="Segoe UI Emoji"/>
           <w:b/>
           <w:bCs/>
         </w:rPr>
-        <w:t>🔹</w:t>
-      </w:r>
-      <w:r>
-        <w:rPr>
-          <w:b/>
-          <w:bCs/>
-        </w:rPr>
-        <w:t xml:space="preserve"> Minimal Downtime</w:t>
-      </w:r>
-    </w:p>
-    <w:p>
-      <w:pPr>
-        <w:numPr>
-          <w:ilvl w:val="0"/>
-          <w:numId w:val="8"/>
-        </w:numPr>
-      </w:pPr>
-      <w:r>
-        <w:t xml:space="preserve">Run </w:t>
-      </w:r>
-      <w:proofErr w:type="spellStart"/>
-      <w:r>
-        <w:t>az</w:t>
-      </w:r>
-      <w:proofErr w:type="spellEnd"/>
-      <w:r>
-        <w:t xml:space="preserve"> </w:t>
-      </w:r>
-      <w:proofErr w:type="spellStart"/>
-      <w:r>
-        <w:t>aks</w:t>
-      </w:r>
-      <w:proofErr w:type="spellEnd"/>
-      <w:r>
-        <w:t xml:space="preserve"> upgrade --resource-group </w:t>
-      </w:r>
-      <w:proofErr w:type="spellStart"/>
-      <w:r>
-        <w:t>TestMskRsGrp</w:t>
-      </w:r>
-      <w:proofErr w:type="spellEnd"/>
-      <w:r>
-        <w:t xml:space="preserve"> --name </w:t>
-      </w:r>
-      <w:proofErr w:type="spellStart"/>
-      <w:r>
-        <w:t>TestMskAKS</w:t>
-      </w:r>
-      <w:proofErr w:type="spellEnd"/>
-      <w:r>
-        <w:t xml:space="preserve"> --</w:t>
-      </w:r>
-      <w:proofErr w:type="spellStart"/>
-      <w:r>
-        <w:t>kubernetes</w:t>
-      </w:r>
-      <w:proofErr w:type="spellEnd"/>
-      <w:r>
-        <w:t>-version &lt;new-version&gt;.</w:t>
-      </w:r>
-    </w:p>
-    <w:p>
-      <w:pPr>
-        <w:numPr>
-          <w:ilvl w:val="0"/>
-          <w:numId w:val="8"/>
-        </w:numPr>
-      </w:pPr>
-      <w:r>
-        <w:t>Observe pods rescheduling with minimal downtime.</w:t>
-      </w:r>
-    </w:p>
-    <w:p>
-      <w:pPr>
-        <w:numPr>
-          <w:ilvl w:val="0"/>
-          <w:numId w:val="8"/>
-        </w:numPr>
-      </w:pPr>
-      <w:r>
-        <w:t>Delete a pod manually → Kubernetes restarts it automatically.</w:t>
-      </w:r>
-    </w:p>
-    <w:p>
-      <w:pPr>
-        <w:numPr>
-          <w:ilvl w:val="0"/>
-          <w:numId w:val="8"/>
-        </w:numPr>
-      </w:pPr>
-      <w:r>
-        <w:t>Perform rolling updates by changing container image versions.</w:t>
-      </w:r>
-    </w:p>
-    <w:p>
-      <w:pPr>
-        <w:rPr>
-          <w:b/>
-          <w:bCs/>
-        </w:rPr>
-      </w:pPr>
-      <w:r>
-        <w:rPr>
-          <w:b/>
-          <w:bCs/>
-        </w:rPr>
         <w:t>6. Enterprise Enhancements</w:t>
       </w:r>
     </w:p>
     <w:p>
       <w:r>
-        <w:lastRenderedPageBreak/>
         <w:t>For production-grade deployments:</w:t>
       </w:r>
     </w:p>
@@ -2467,6 +2918,304 @@
 <file path=word/numbering.xml><?xml version="1.0" encoding="utf-8"?>
 <w:numbering xmlns:wpc="http://schemas.microsoft.com/office/word/2010/wordprocessingCanvas" xmlns:cx="http://schemas.microsoft.com/office/drawing/2014/chartex" xmlns:cx1="http://schemas.microsoft.com/office/drawing/2015/9/8/chartex" xmlns:cx2="http://schemas.microsoft.com/office/drawing/2015/10/21/chartex" xmlns:cx3="http://schemas.microsoft.com/office/drawing/2016/5/9/chartex" xmlns:cx4="http://schemas.microsoft.com/office/drawing/2016/5/10/chartex" xmlns:cx5="http://schemas.microsoft.com/office/drawing/2016/5/11/chartex" xmlns:cx6="http://schemas.microsoft.com/office/drawing/2016/5/12/chartex" xmlns:cx7="http://schemas.microsoft.com/office/drawing/2016/5/13/chartex" xmlns:cx8="http://schemas.microsoft.com/office/drawing/2016/5/14/chartex" xmlns:mc="http://schemas.openxmlformats.org/markup-compatibility/2006" xmlns:aink="http://schemas.microsoft.com/office/drawing/2016/ink" xmlns:am3d="http://schemas.microsoft.com/office/drawing/2017/model3d" xmlns:o="urn:schemas-microsoft-com:office:office" xmlns:oel="http://schemas.microsoft.com/office/2019/extlst" xmlns:r="http://schemas.openxmlformats.org/officeDocument/2006/relationships" xmlns:m="http://schemas.openxmlformats.org/officeDocument/2006/math" xmlns:v="urn:schemas-microsoft-com:vml" xmlns:wp14="http://schemas.microsoft.com/office/word/2010/wordprocessingDrawing" xmlns:wp="http://schemas.openxmlformats.org/drawingml/2006/wordprocessingDrawing" xmlns:w10="urn:schemas-microsoft-com:office:word" xmlns:w="http://schemas.openxmlformats.org/wordprocessingml/2006/main" xmlns:w14="http://schemas.microsoft.com/office/word/2010/wordml" xmlns:w15="http://schemas.microsoft.com/office/word/2012/wordml" xmlns:w16cex="http://schemas.microsoft.com/office/word/2018/wordml/cex" xmlns:w16cid="http://schemas.microsoft.com/office/word/2016/wordml/cid" xmlns:w16="http://schemas.microsoft.com/office/word/2018/wordml" xmlns:w16du="http://schemas.microsoft.com/office/word/2023/wordml/word16du" xmlns:w16sdtdh="http://schemas.microsoft.com/office/word/2020/wordml/sdtdatahash" xmlns:w16sdtfl="http://schemas.microsoft.com/office/word/2024/wordml/sdtformatlock" xmlns:w16se="http://schemas.microsoft.com/office/word/2015/wordml/symex" xmlns:wpg="http://schemas.microsoft.com/office/word/2010/wordprocessingGroup" xmlns:wpi="http://schemas.microsoft.com/office/word/2010/wordprocessingInk" xmlns:wne="http://schemas.microsoft.com/office/word/2006/wordml" xmlns:wps="http://schemas.microsoft.com/office/word/2010/wordprocessingShape" mc:Ignorable="w14 w15 w16se w16cid w16 w16cex w16sdtdh w16sdtfl w16du wp14">
   <w:abstractNum w:abstractNumId="0" w15:restartNumberingAfterBreak="0">
+    <w:nsid w:val="09064E5C"/>
+    <w:multiLevelType w:val="multilevel"/>
+    <w:tmpl w:val="D10425AE"/>
+    <w:lvl w:ilvl="0">
+      <w:start w:val="1"/>
+      <w:numFmt w:val="bullet"/>
+      <w:lvlText w:val=""/>
+      <w:lvlJc w:val="left"/>
+      <w:pPr>
+        <w:tabs>
+          <w:tab w:val="num" w:pos="720"/>
+        </w:tabs>
+        <w:ind w:left="720" w:hanging="360"/>
+      </w:pPr>
+      <w:rPr>
+        <w:rFonts w:ascii="Symbol" w:hAnsi="Symbol" w:hint="default"/>
+        <w:sz w:val="20"/>
+      </w:rPr>
+    </w:lvl>
+    <w:lvl w:ilvl="1" w:tentative="1">
+      <w:start w:val="1"/>
+      <w:numFmt w:val="bullet"/>
+      <w:lvlText w:val="o"/>
+      <w:lvlJc w:val="left"/>
+      <w:pPr>
+        <w:tabs>
+          <w:tab w:val="num" w:pos="1440"/>
+        </w:tabs>
+        <w:ind w:left="1440" w:hanging="360"/>
+      </w:pPr>
+      <w:rPr>
+        <w:rFonts w:ascii="Courier New" w:hAnsi="Courier New" w:hint="default"/>
+        <w:sz w:val="20"/>
+      </w:rPr>
+    </w:lvl>
+    <w:lvl w:ilvl="2" w:tentative="1">
+      <w:start w:val="1"/>
+      <w:numFmt w:val="bullet"/>
+      <w:lvlText w:val=""/>
+      <w:lvlJc w:val="left"/>
+      <w:pPr>
+        <w:tabs>
+          <w:tab w:val="num" w:pos="2160"/>
+        </w:tabs>
+        <w:ind w:left="2160" w:hanging="360"/>
+      </w:pPr>
+      <w:rPr>
+        <w:rFonts w:ascii="Wingdings" w:hAnsi="Wingdings" w:hint="default"/>
+        <w:sz w:val="20"/>
+      </w:rPr>
+    </w:lvl>
+    <w:lvl w:ilvl="3" w:tentative="1">
+      <w:start w:val="1"/>
+      <w:numFmt w:val="bullet"/>
+      <w:lvlText w:val=""/>
+      <w:lvlJc w:val="left"/>
+      <w:pPr>
+        <w:tabs>
+          <w:tab w:val="num" w:pos="2880"/>
+        </w:tabs>
+        <w:ind w:left="2880" w:hanging="360"/>
+      </w:pPr>
+      <w:rPr>
+        <w:rFonts w:ascii="Wingdings" w:hAnsi="Wingdings" w:hint="default"/>
+        <w:sz w:val="20"/>
+      </w:rPr>
+    </w:lvl>
+    <w:lvl w:ilvl="4" w:tentative="1">
+      <w:start w:val="1"/>
+      <w:numFmt w:val="bullet"/>
+      <w:lvlText w:val=""/>
+      <w:lvlJc w:val="left"/>
+      <w:pPr>
+        <w:tabs>
+          <w:tab w:val="num" w:pos="3600"/>
+        </w:tabs>
+        <w:ind w:left="3600" w:hanging="360"/>
+      </w:pPr>
+      <w:rPr>
+        <w:rFonts w:ascii="Wingdings" w:hAnsi="Wingdings" w:hint="default"/>
+        <w:sz w:val="20"/>
+      </w:rPr>
+    </w:lvl>
+    <w:lvl w:ilvl="5" w:tentative="1">
+      <w:start w:val="1"/>
+      <w:numFmt w:val="bullet"/>
+      <w:lvlText w:val=""/>
+      <w:lvlJc w:val="left"/>
+      <w:pPr>
+        <w:tabs>
+          <w:tab w:val="num" w:pos="4320"/>
+        </w:tabs>
+        <w:ind w:left="4320" w:hanging="360"/>
+      </w:pPr>
+      <w:rPr>
+        <w:rFonts w:ascii="Wingdings" w:hAnsi="Wingdings" w:hint="default"/>
+        <w:sz w:val="20"/>
+      </w:rPr>
+    </w:lvl>
+    <w:lvl w:ilvl="6" w:tentative="1">
+      <w:start w:val="1"/>
+      <w:numFmt w:val="bullet"/>
+      <w:lvlText w:val=""/>
+      <w:lvlJc w:val="left"/>
+      <w:pPr>
+        <w:tabs>
+          <w:tab w:val="num" w:pos="5040"/>
+        </w:tabs>
+        <w:ind w:left="5040" w:hanging="360"/>
+      </w:pPr>
+      <w:rPr>
+        <w:rFonts w:ascii="Wingdings" w:hAnsi="Wingdings" w:hint="default"/>
+        <w:sz w:val="20"/>
+      </w:rPr>
+    </w:lvl>
+    <w:lvl w:ilvl="7" w:tentative="1">
+      <w:start w:val="1"/>
+      <w:numFmt w:val="bullet"/>
+      <w:lvlText w:val=""/>
+      <w:lvlJc w:val="left"/>
+      <w:pPr>
+        <w:tabs>
+          <w:tab w:val="num" w:pos="5760"/>
+        </w:tabs>
+        <w:ind w:left="5760" w:hanging="360"/>
+      </w:pPr>
+      <w:rPr>
+        <w:rFonts w:ascii="Wingdings" w:hAnsi="Wingdings" w:hint="default"/>
+        <w:sz w:val="20"/>
+      </w:rPr>
+    </w:lvl>
+    <w:lvl w:ilvl="8" w:tentative="1">
+      <w:start w:val="1"/>
+      <w:numFmt w:val="bullet"/>
+      <w:lvlText w:val=""/>
+      <w:lvlJc w:val="left"/>
+      <w:pPr>
+        <w:tabs>
+          <w:tab w:val="num" w:pos="6480"/>
+        </w:tabs>
+        <w:ind w:left="6480" w:hanging="360"/>
+      </w:pPr>
+      <w:rPr>
+        <w:rFonts w:ascii="Wingdings" w:hAnsi="Wingdings" w:hint="default"/>
+        <w:sz w:val="20"/>
+      </w:rPr>
+    </w:lvl>
+  </w:abstractNum>
+  <w:abstractNum w:abstractNumId="1" w15:restartNumberingAfterBreak="0">
+    <w:nsid w:val="1156566B"/>
+    <w:multiLevelType w:val="multilevel"/>
+    <w:tmpl w:val="2056E310"/>
+    <w:lvl w:ilvl="0">
+      <w:start w:val="1"/>
+      <w:numFmt w:val="bullet"/>
+      <w:lvlText w:val=""/>
+      <w:lvlJc w:val="left"/>
+      <w:pPr>
+        <w:tabs>
+          <w:tab w:val="num" w:pos="720"/>
+        </w:tabs>
+        <w:ind w:left="720" w:hanging="360"/>
+      </w:pPr>
+      <w:rPr>
+        <w:rFonts w:ascii="Symbol" w:hAnsi="Symbol" w:hint="default"/>
+        <w:sz w:val="20"/>
+      </w:rPr>
+    </w:lvl>
+    <w:lvl w:ilvl="1" w:tentative="1">
+      <w:start w:val="1"/>
+      <w:numFmt w:val="bullet"/>
+      <w:lvlText w:val="o"/>
+      <w:lvlJc w:val="left"/>
+      <w:pPr>
+        <w:tabs>
+          <w:tab w:val="num" w:pos="1440"/>
+        </w:tabs>
+        <w:ind w:left="1440" w:hanging="360"/>
+      </w:pPr>
+      <w:rPr>
+        <w:rFonts w:ascii="Courier New" w:hAnsi="Courier New" w:hint="default"/>
+        <w:sz w:val="20"/>
+      </w:rPr>
+    </w:lvl>
+    <w:lvl w:ilvl="2" w:tentative="1">
+      <w:start w:val="1"/>
+      <w:numFmt w:val="bullet"/>
+      <w:lvlText w:val=""/>
+      <w:lvlJc w:val="left"/>
+      <w:pPr>
+        <w:tabs>
+          <w:tab w:val="num" w:pos="2160"/>
+        </w:tabs>
+        <w:ind w:left="2160" w:hanging="360"/>
+      </w:pPr>
+      <w:rPr>
+        <w:rFonts w:ascii="Wingdings" w:hAnsi="Wingdings" w:hint="default"/>
+        <w:sz w:val="20"/>
+      </w:rPr>
+    </w:lvl>
+    <w:lvl w:ilvl="3" w:tentative="1">
+      <w:start w:val="1"/>
+      <w:numFmt w:val="bullet"/>
+      <w:lvlText w:val=""/>
+      <w:lvlJc w:val="left"/>
+      <w:pPr>
+        <w:tabs>
+          <w:tab w:val="num" w:pos="2880"/>
+        </w:tabs>
+        <w:ind w:left="2880" w:hanging="360"/>
+      </w:pPr>
+      <w:rPr>
+        <w:rFonts w:ascii="Wingdings" w:hAnsi="Wingdings" w:hint="default"/>
+        <w:sz w:val="20"/>
+      </w:rPr>
+    </w:lvl>
+    <w:lvl w:ilvl="4" w:tentative="1">
+      <w:start w:val="1"/>
+      <w:numFmt w:val="bullet"/>
+      <w:lvlText w:val=""/>
+      <w:lvlJc w:val="left"/>
+      <w:pPr>
+        <w:tabs>
+          <w:tab w:val="num" w:pos="3600"/>
+        </w:tabs>
+        <w:ind w:left="3600" w:hanging="360"/>
+      </w:pPr>
+      <w:rPr>
+        <w:rFonts w:ascii="Wingdings" w:hAnsi="Wingdings" w:hint="default"/>
+        <w:sz w:val="20"/>
+      </w:rPr>
+    </w:lvl>
+    <w:lvl w:ilvl="5" w:tentative="1">
+      <w:start w:val="1"/>
+      <w:numFmt w:val="bullet"/>
+      <w:lvlText w:val=""/>
+      <w:lvlJc w:val="left"/>
+      <w:pPr>
+        <w:tabs>
+          <w:tab w:val="num" w:pos="4320"/>
+        </w:tabs>
+        <w:ind w:left="4320" w:hanging="360"/>
+      </w:pPr>
+      <w:rPr>
+        <w:rFonts w:ascii="Wingdings" w:hAnsi="Wingdings" w:hint="default"/>
+        <w:sz w:val="20"/>
+      </w:rPr>
+    </w:lvl>
+    <w:lvl w:ilvl="6" w:tentative="1">
+      <w:start w:val="1"/>
+      <w:numFmt w:val="bullet"/>
+      <w:lvlText w:val=""/>
+      <w:lvlJc w:val="left"/>
+      <w:pPr>
+        <w:tabs>
+          <w:tab w:val="num" w:pos="5040"/>
+        </w:tabs>
+        <w:ind w:left="5040" w:hanging="360"/>
+      </w:pPr>
+      <w:rPr>
+        <w:rFonts w:ascii="Wingdings" w:hAnsi="Wingdings" w:hint="default"/>
+        <w:sz w:val="20"/>
+      </w:rPr>
+    </w:lvl>
+    <w:lvl w:ilvl="7" w:tentative="1">
+      <w:start w:val="1"/>
+      <w:numFmt w:val="bullet"/>
+      <w:lvlText w:val=""/>
+      <w:lvlJc w:val="left"/>
+      <w:pPr>
+        <w:tabs>
+          <w:tab w:val="num" w:pos="5760"/>
+        </w:tabs>
+        <w:ind w:left="5760" w:hanging="360"/>
+      </w:pPr>
+      <w:rPr>
+        <w:rFonts w:ascii="Wingdings" w:hAnsi="Wingdings" w:hint="default"/>
+        <w:sz w:val="20"/>
+      </w:rPr>
+    </w:lvl>
+    <w:lvl w:ilvl="8" w:tentative="1">
+      <w:start w:val="1"/>
+      <w:numFmt w:val="bullet"/>
+      <w:lvlText w:val=""/>
+      <w:lvlJc w:val="left"/>
+      <w:pPr>
+        <w:tabs>
+          <w:tab w:val="num" w:pos="6480"/>
+        </w:tabs>
+        <w:ind w:left="6480" w:hanging="360"/>
+      </w:pPr>
+      <w:rPr>
+        <w:rFonts w:ascii="Wingdings" w:hAnsi="Wingdings" w:hint="default"/>
+        <w:sz w:val="20"/>
+      </w:rPr>
+    </w:lvl>
+  </w:abstractNum>
+  <w:abstractNum w:abstractNumId="2" w15:restartNumberingAfterBreak="0">
     <w:nsid w:val="135A12B2"/>
     <w:multiLevelType w:val="multilevel"/>
     <w:tmpl w:val="E0C4515C"/>
@@ -2615,7 +3364,305 @@
       </w:rPr>
     </w:lvl>
   </w:abstractNum>
-  <w:abstractNum w:abstractNumId="1" w15:restartNumberingAfterBreak="0">
+  <w:abstractNum w:abstractNumId="3" w15:restartNumberingAfterBreak="0">
+    <w:nsid w:val="18535B55"/>
+    <w:multiLevelType w:val="multilevel"/>
+    <w:tmpl w:val="4AFE5478"/>
+    <w:lvl w:ilvl="0">
+      <w:start w:val="1"/>
+      <w:numFmt w:val="bullet"/>
+      <w:lvlText w:val=""/>
+      <w:lvlJc w:val="left"/>
+      <w:pPr>
+        <w:tabs>
+          <w:tab w:val="num" w:pos="720"/>
+        </w:tabs>
+        <w:ind w:left="720" w:hanging="360"/>
+      </w:pPr>
+      <w:rPr>
+        <w:rFonts w:ascii="Symbol" w:hAnsi="Symbol" w:hint="default"/>
+        <w:sz w:val="20"/>
+      </w:rPr>
+    </w:lvl>
+    <w:lvl w:ilvl="1" w:tentative="1">
+      <w:start w:val="1"/>
+      <w:numFmt w:val="bullet"/>
+      <w:lvlText w:val="o"/>
+      <w:lvlJc w:val="left"/>
+      <w:pPr>
+        <w:tabs>
+          <w:tab w:val="num" w:pos="1440"/>
+        </w:tabs>
+        <w:ind w:left="1440" w:hanging="360"/>
+      </w:pPr>
+      <w:rPr>
+        <w:rFonts w:ascii="Courier New" w:hAnsi="Courier New" w:hint="default"/>
+        <w:sz w:val="20"/>
+      </w:rPr>
+    </w:lvl>
+    <w:lvl w:ilvl="2" w:tentative="1">
+      <w:start w:val="1"/>
+      <w:numFmt w:val="bullet"/>
+      <w:lvlText w:val=""/>
+      <w:lvlJc w:val="left"/>
+      <w:pPr>
+        <w:tabs>
+          <w:tab w:val="num" w:pos="2160"/>
+        </w:tabs>
+        <w:ind w:left="2160" w:hanging="360"/>
+      </w:pPr>
+      <w:rPr>
+        <w:rFonts w:ascii="Wingdings" w:hAnsi="Wingdings" w:hint="default"/>
+        <w:sz w:val="20"/>
+      </w:rPr>
+    </w:lvl>
+    <w:lvl w:ilvl="3" w:tentative="1">
+      <w:start w:val="1"/>
+      <w:numFmt w:val="bullet"/>
+      <w:lvlText w:val=""/>
+      <w:lvlJc w:val="left"/>
+      <w:pPr>
+        <w:tabs>
+          <w:tab w:val="num" w:pos="2880"/>
+        </w:tabs>
+        <w:ind w:left="2880" w:hanging="360"/>
+      </w:pPr>
+      <w:rPr>
+        <w:rFonts w:ascii="Wingdings" w:hAnsi="Wingdings" w:hint="default"/>
+        <w:sz w:val="20"/>
+      </w:rPr>
+    </w:lvl>
+    <w:lvl w:ilvl="4" w:tentative="1">
+      <w:start w:val="1"/>
+      <w:numFmt w:val="bullet"/>
+      <w:lvlText w:val=""/>
+      <w:lvlJc w:val="left"/>
+      <w:pPr>
+        <w:tabs>
+          <w:tab w:val="num" w:pos="3600"/>
+        </w:tabs>
+        <w:ind w:left="3600" w:hanging="360"/>
+      </w:pPr>
+      <w:rPr>
+        <w:rFonts w:ascii="Wingdings" w:hAnsi="Wingdings" w:hint="default"/>
+        <w:sz w:val="20"/>
+      </w:rPr>
+    </w:lvl>
+    <w:lvl w:ilvl="5" w:tentative="1">
+      <w:start w:val="1"/>
+      <w:numFmt w:val="bullet"/>
+      <w:lvlText w:val=""/>
+      <w:lvlJc w:val="left"/>
+      <w:pPr>
+        <w:tabs>
+          <w:tab w:val="num" w:pos="4320"/>
+        </w:tabs>
+        <w:ind w:left="4320" w:hanging="360"/>
+      </w:pPr>
+      <w:rPr>
+        <w:rFonts w:ascii="Wingdings" w:hAnsi="Wingdings" w:hint="default"/>
+        <w:sz w:val="20"/>
+      </w:rPr>
+    </w:lvl>
+    <w:lvl w:ilvl="6" w:tentative="1">
+      <w:start w:val="1"/>
+      <w:numFmt w:val="bullet"/>
+      <w:lvlText w:val=""/>
+      <w:lvlJc w:val="left"/>
+      <w:pPr>
+        <w:tabs>
+          <w:tab w:val="num" w:pos="5040"/>
+        </w:tabs>
+        <w:ind w:left="5040" w:hanging="360"/>
+      </w:pPr>
+      <w:rPr>
+        <w:rFonts w:ascii="Wingdings" w:hAnsi="Wingdings" w:hint="default"/>
+        <w:sz w:val="20"/>
+      </w:rPr>
+    </w:lvl>
+    <w:lvl w:ilvl="7" w:tentative="1">
+      <w:start w:val="1"/>
+      <w:numFmt w:val="bullet"/>
+      <w:lvlText w:val=""/>
+      <w:lvlJc w:val="left"/>
+      <w:pPr>
+        <w:tabs>
+          <w:tab w:val="num" w:pos="5760"/>
+        </w:tabs>
+        <w:ind w:left="5760" w:hanging="360"/>
+      </w:pPr>
+      <w:rPr>
+        <w:rFonts w:ascii="Wingdings" w:hAnsi="Wingdings" w:hint="default"/>
+        <w:sz w:val="20"/>
+      </w:rPr>
+    </w:lvl>
+    <w:lvl w:ilvl="8" w:tentative="1">
+      <w:start w:val="1"/>
+      <w:numFmt w:val="bullet"/>
+      <w:lvlText w:val=""/>
+      <w:lvlJc w:val="left"/>
+      <w:pPr>
+        <w:tabs>
+          <w:tab w:val="num" w:pos="6480"/>
+        </w:tabs>
+        <w:ind w:left="6480" w:hanging="360"/>
+      </w:pPr>
+      <w:rPr>
+        <w:rFonts w:ascii="Wingdings" w:hAnsi="Wingdings" w:hint="default"/>
+        <w:sz w:val="20"/>
+      </w:rPr>
+    </w:lvl>
+  </w:abstractNum>
+  <w:abstractNum w:abstractNumId="4" w15:restartNumberingAfterBreak="0">
+    <w:nsid w:val="1C080F7B"/>
+    <w:multiLevelType w:val="multilevel"/>
+    <w:tmpl w:val="0978B1AA"/>
+    <w:lvl w:ilvl="0">
+      <w:start w:val="1"/>
+      <w:numFmt w:val="bullet"/>
+      <w:lvlText w:val=""/>
+      <w:lvlJc w:val="left"/>
+      <w:pPr>
+        <w:tabs>
+          <w:tab w:val="num" w:pos="720"/>
+        </w:tabs>
+        <w:ind w:left="720" w:hanging="360"/>
+      </w:pPr>
+      <w:rPr>
+        <w:rFonts w:ascii="Symbol" w:hAnsi="Symbol" w:hint="default"/>
+        <w:sz w:val="20"/>
+      </w:rPr>
+    </w:lvl>
+    <w:lvl w:ilvl="1" w:tentative="1">
+      <w:start w:val="1"/>
+      <w:numFmt w:val="bullet"/>
+      <w:lvlText w:val="o"/>
+      <w:lvlJc w:val="left"/>
+      <w:pPr>
+        <w:tabs>
+          <w:tab w:val="num" w:pos="1440"/>
+        </w:tabs>
+        <w:ind w:left="1440" w:hanging="360"/>
+      </w:pPr>
+      <w:rPr>
+        <w:rFonts w:ascii="Courier New" w:hAnsi="Courier New" w:hint="default"/>
+        <w:sz w:val="20"/>
+      </w:rPr>
+    </w:lvl>
+    <w:lvl w:ilvl="2" w:tentative="1">
+      <w:start w:val="1"/>
+      <w:numFmt w:val="bullet"/>
+      <w:lvlText w:val=""/>
+      <w:lvlJc w:val="left"/>
+      <w:pPr>
+        <w:tabs>
+          <w:tab w:val="num" w:pos="2160"/>
+        </w:tabs>
+        <w:ind w:left="2160" w:hanging="360"/>
+      </w:pPr>
+      <w:rPr>
+        <w:rFonts w:ascii="Wingdings" w:hAnsi="Wingdings" w:hint="default"/>
+        <w:sz w:val="20"/>
+      </w:rPr>
+    </w:lvl>
+    <w:lvl w:ilvl="3" w:tentative="1">
+      <w:start w:val="1"/>
+      <w:numFmt w:val="bullet"/>
+      <w:lvlText w:val=""/>
+      <w:lvlJc w:val="left"/>
+      <w:pPr>
+        <w:tabs>
+          <w:tab w:val="num" w:pos="2880"/>
+        </w:tabs>
+        <w:ind w:left="2880" w:hanging="360"/>
+      </w:pPr>
+      <w:rPr>
+        <w:rFonts w:ascii="Wingdings" w:hAnsi="Wingdings" w:hint="default"/>
+        <w:sz w:val="20"/>
+      </w:rPr>
+    </w:lvl>
+    <w:lvl w:ilvl="4" w:tentative="1">
+      <w:start w:val="1"/>
+      <w:numFmt w:val="bullet"/>
+      <w:lvlText w:val=""/>
+      <w:lvlJc w:val="left"/>
+      <w:pPr>
+        <w:tabs>
+          <w:tab w:val="num" w:pos="3600"/>
+        </w:tabs>
+        <w:ind w:left="3600" w:hanging="360"/>
+      </w:pPr>
+      <w:rPr>
+        <w:rFonts w:ascii="Wingdings" w:hAnsi="Wingdings" w:hint="default"/>
+        <w:sz w:val="20"/>
+      </w:rPr>
+    </w:lvl>
+    <w:lvl w:ilvl="5" w:tentative="1">
+      <w:start w:val="1"/>
+      <w:numFmt w:val="bullet"/>
+      <w:lvlText w:val=""/>
+      <w:lvlJc w:val="left"/>
+      <w:pPr>
+        <w:tabs>
+          <w:tab w:val="num" w:pos="4320"/>
+        </w:tabs>
+        <w:ind w:left="4320" w:hanging="360"/>
+      </w:pPr>
+      <w:rPr>
+        <w:rFonts w:ascii="Wingdings" w:hAnsi="Wingdings" w:hint="default"/>
+        <w:sz w:val="20"/>
+      </w:rPr>
+    </w:lvl>
+    <w:lvl w:ilvl="6" w:tentative="1">
+      <w:start w:val="1"/>
+      <w:numFmt w:val="bullet"/>
+      <w:lvlText w:val=""/>
+      <w:lvlJc w:val="left"/>
+      <w:pPr>
+        <w:tabs>
+          <w:tab w:val="num" w:pos="5040"/>
+        </w:tabs>
+        <w:ind w:left="5040" w:hanging="360"/>
+      </w:pPr>
+      <w:rPr>
+        <w:rFonts w:ascii="Wingdings" w:hAnsi="Wingdings" w:hint="default"/>
+        <w:sz w:val="20"/>
+      </w:rPr>
+    </w:lvl>
+    <w:lvl w:ilvl="7" w:tentative="1">
+      <w:start w:val="1"/>
+      <w:numFmt w:val="bullet"/>
+      <w:lvlText w:val=""/>
+      <w:lvlJc w:val="left"/>
+      <w:pPr>
+        <w:tabs>
+          <w:tab w:val="num" w:pos="5760"/>
+        </w:tabs>
+        <w:ind w:left="5760" w:hanging="360"/>
+      </w:pPr>
+      <w:rPr>
+        <w:rFonts w:ascii="Wingdings" w:hAnsi="Wingdings" w:hint="default"/>
+        <w:sz w:val="20"/>
+      </w:rPr>
+    </w:lvl>
+    <w:lvl w:ilvl="8" w:tentative="1">
+      <w:start w:val="1"/>
+      <w:numFmt w:val="bullet"/>
+      <w:lvlText w:val=""/>
+      <w:lvlJc w:val="left"/>
+      <w:pPr>
+        <w:tabs>
+          <w:tab w:val="num" w:pos="6480"/>
+        </w:tabs>
+        <w:ind w:left="6480" w:hanging="360"/>
+      </w:pPr>
+      <w:rPr>
+        <w:rFonts w:ascii="Wingdings" w:hAnsi="Wingdings" w:hint="default"/>
+        <w:sz w:val="20"/>
+      </w:rPr>
+    </w:lvl>
+  </w:abstractNum>
+  <w:abstractNum w:abstractNumId="5" w15:restartNumberingAfterBreak="0">
     <w:nsid w:val="23BC11AA"/>
     <w:multiLevelType w:val="multilevel"/>
     <w:tmpl w:val="9D52DE40"/>
@@ -2764,7 +3811,7 @@
       </w:rPr>
     </w:lvl>
   </w:abstractNum>
-  <w:abstractNum w:abstractNumId="2" w15:restartNumberingAfterBreak="0">
+  <w:abstractNum w:abstractNumId="6" w15:restartNumberingAfterBreak="0">
     <w:nsid w:val="270B0805"/>
     <w:multiLevelType w:val="multilevel"/>
     <w:tmpl w:val="C04E0B88"/>
@@ -2913,7 +3960,156 @@
       </w:rPr>
     </w:lvl>
   </w:abstractNum>
-  <w:abstractNum w:abstractNumId="3" w15:restartNumberingAfterBreak="0">
+  <w:abstractNum w:abstractNumId="7" w15:restartNumberingAfterBreak="0">
+    <w:nsid w:val="2BD25045"/>
+    <w:multiLevelType w:val="multilevel"/>
+    <w:tmpl w:val="7A523BC8"/>
+    <w:lvl w:ilvl="0">
+      <w:start w:val="1"/>
+      <w:numFmt w:val="bullet"/>
+      <w:lvlText w:val=""/>
+      <w:lvlJc w:val="left"/>
+      <w:pPr>
+        <w:tabs>
+          <w:tab w:val="num" w:pos="720"/>
+        </w:tabs>
+        <w:ind w:left="720" w:hanging="360"/>
+      </w:pPr>
+      <w:rPr>
+        <w:rFonts w:ascii="Symbol" w:hAnsi="Symbol" w:hint="default"/>
+        <w:sz w:val="20"/>
+      </w:rPr>
+    </w:lvl>
+    <w:lvl w:ilvl="1" w:tentative="1">
+      <w:start w:val="1"/>
+      <w:numFmt w:val="bullet"/>
+      <w:lvlText w:val="o"/>
+      <w:lvlJc w:val="left"/>
+      <w:pPr>
+        <w:tabs>
+          <w:tab w:val="num" w:pos="1440"/>
+        </w:tabs>
+        <w:ind w:left="1440" w:hanging="360"/>
+      </w:pPr>
+      <w:rPr>
+        <w:rFonts w:ascii="Courier New" w:hAnsi="Courier New" w:hint="default"/>
+        <w:sz w:val="20"/>
+      </w:rPr>
+    </w:lvl>
+    <w:lvl w:ilvl="2" w:tentative="1">
+      <w:start w:val="1"/>
+      <w:numFmt w:val="bullet"/>
+      <w:lvlText w:val=""/>
+      <w:lvlJc w:val="left"/>
+      <w:pPr>
+        <w:tabs>
+          <w:tab w:val="num" w:pos="2160"/>
+        </w:tabs>
+        <w:ind w:left="2160" w:hanging="360"/>
+      </w:pPr>
+      <w:rPr>
+        <w:rFonts w:ascii="Wingdings" w:hAnsi="Wingdings" w:hint="default"/>
+        <w:sz w:val="20"/>
+      </w:rPr>
+    </w:lvl>
+    <w:lvl w:ilvl="3" w:tentative="1">
+      <w:start w:val="1"/>
+      <w:numFmt w:val="bullet"/>
+      <w:lvlText w:val=""/>
+      <w:lvlJc w:val="left"/>
+      <w:pPr>
+        <w:tabs>
+          <w:tab w:val="num" w:pos="2880"/>
+        </w:tabs>
+        <w:ind w:left="2880" w:hanging="360"/>
+      </w:pPr>
+      <w:rPr>
+        <w:rFonts w:ascii="Wingdings" w:hAnsi="Wingdings" w:hint="default"/>
+        <w:sz w:val="20"/>
+      </w:rPr>
+    </w:lvl>
+    <w:lvl w:ilvl="4" w:tentative="1">
+      <w:start w:val="1"/>
+      <w:numFmt w:val="bullet"/>
+      <w:lvlText w:val=""/>
+      <w:lvlJc w:val="left"/>
+      <w:pPr>
+        <w:tabs>
+          <w:tab w:val="num" w:pos="3600"/>
+        </w:tabs>
+        <w:ind w:left="3600" w:hanging="360"/>
+      </w:pPr>
+      <w:rPr>
+        <w:rFonts w:ascii="Wingdings" w:hAnsi="Wingdings" w:hint="default"/>
+        <w:sz w:val="20"/>
+      </w:rPr>
+    </w:lvl>
+    <w:lvl w:ilvl="5" w:tentative="1">
+      <w:start w:val="1"/>
+      <w:numFmt w:val="bullet"/>
+      <w:lvlText w:val=""/>
+      <w:lvlJc w:val="left"/>
+      <w:pPr>
+        <w:tabs>
+          <w:tab w:val="num" w:pos="4320"/>
+        </w:tabs>
+        <w:ind w:left="4320" w:hanging="360"/>
+      </w:pPr>
+      <w:rPr>
+        <w:rFonts w:ascii="Wingdings" w:hAnsi="Wingdings" w:hint="default"/>
+        <w:sz w:val="20"/>
+      </w:rPr>
+    </w:lvl>
+    <w:lvl w:ilvl="6" w:tentative="1">
+      <w:start w:val="1"/>
+      <w:numFmt w:val="bullet"/>
+      <w:lvlText w:val=""/>
+      <w:lvlJc w:val="left"/>
+      <w:pPr>
+        <w:tabs>
+          <w:tab w:val="num" w:pos="5040"/>
+        </w:tabs>
+        <w:ind w:left="5040" w:hanging="360"/>
+      </w:pPr>
+      <w:rPr>
+        <w:rFonts w:ascii="Wingdings" w:hAnsi="Wingdings" w:hint="default"/>
+        <w:sz w:val="20"/>
+      </w:rPr>
+    </w:lvl>
+    <w:lvl w:ilvl="7" w:tentative="1">
+      <w:start w:val="1"/>
+      <w:numFmt w:val="bullet"/>
+      <w:lvlText w:val=""/>
+      <w:lvlJc w:val="left"/>
+      <w:pPr>
+        <w:tabs>
+          <w:tab w:val="num" w:pos="5760"/>
+        </w:tabs>
+        <w:ind w:left="5760" w:hanging="360"/>
+      </w:pPr>
+      <w:rPr>
+        <w:rFonts w:ascii="Wingdings" w:hAnsi="Wingdings" w:hint="default"/>
+        <w:sz w:val="20"/>
+      </w:rPr>
+    </w:lvl>
+    <w:lvl w:ilvl="8" w:tentative="1">
+      <w:start w:val="1"/>
+      <w:numFmt w:val="bullet"/>
+      <w:lvlText w:val=""/>
+      <w:lvlJc w:val="left"/>
+      <w:pPr>
+        <w:tabs>
+          <w:tab w:val="num" w:pos="6480"/>
+        </w:tabs>
+        <w:ind w:left="6480" w:hanging="360"/>
+      </w:pPr>
+      <w:rPr>
+        <w:rFonts w:ascii="Wingdings" w:hAnsi="Wingdings" w:hint="default"/>
+        <w:sz w:val="20"/>
+      </w:rPr>
+    </w:lvl>
+  </w:abstractNum>
+  <w:abstractNum w:abstractNumId="8" w15:restartNumberingAfterBreak="0">
     <w:nsid w:val="2DFD6FC5"/>
     <w:multiLevelType w:val="multilevel"/>
     <w:tmpl w:val="440A83A0"/>
@@ -3062,7 +4258,7 @@
       </w:rPr>
     </w:lvl>
   </w:abstractNum>
-  <w:abstractNum w:abstractNumId="4" w15:restartNumberingAfterBreak="0">
+  <w:abstractNum w:abstractNumId="9" w15:restartNumberingAfterBreak="0">
     <w:nsid w:val="304A3E58"/>
     <w:multiLevelType w:val="multilevel"/>
     <w:tmpl w:val="06007D0C"/>
@@ -3211,7 +4407,7 @@
       </w:rPr>
     </w:lvl>
   </w:abstractNum>
-  <w:abstractNum w:abstractNumId="5" w15:restartNumberingAfterBreak="0">
+  <w:abstractNum w:abstractNumId="10" w15:restartNumberingAfterBreak="0">
     <w:nsid w:val="3D471F4E"/>
     <w:multiLevelType w:val="multilevel"/>
     <w:tmpl w:val="676AB3BA"/>
@@ -3360,7 +4556,7 @@
       </w:rPr>
     </w:lvl>
   </w:abstractNum>
-  <w:abstractNum w:abstractNumId="6" w15:restartNumberingAfterBreak="0">
+  <w:abstractNum w:abstractNumId="11" w15:restartNumberingAfterBreak="0">
     <w:nsid w:val="48AF15E4"/>
     <w:multiLevelType w:val="multilevel"/>
     <w:tmpl w:val="E940C92A"/>
@@ -3509,7 +4705,156 @@
       </w:rPr>
     </w:lvl>
   </w:abstractNum>
-  <w:abstractNum w:abstractNumId="7" w15:restartNumberingAfterBreak="0">
+  <w:abstractNum w:abstractNumId="12" w15:restartNumberingAfterBreak="0">
+    <w:nsid w:val="49C95F10"/>
+    <w:multiLevelType w:val="multilevel"/>
+    <w:tmpl w:val="44C6F312"/>
+    <w:lvl w:ilvl="0">
+      <w:start w:val="1"/>
+      <w:numFmt w:val="bullet"/>
+      <w:lvlText w:val=""/>
+      <w:lvlJc w:val="left"/>
+      <w:pPr>
+        <w:tabs>
+          <w:tab w:val="num" w:pos="720"/>
+        </w:tabs>
+        <w:ind w:left="720" w:hanging="360"/>
+      </w:pPr>
+      <w:rPr>
+        <w:rFonts w:ascii="Symbol" w:hAnsi="Symbol" w:hint="default"/>
+        <w:sz w:val="20"/>
+      </w:rPr>
+    </w:lvl>
+    <w:lvl w:ilvl="1" w:tentative="1">
+      <w:start w:val="1"/>
+      <w:numFmt w:val="bullet"/>
+      <w:lvlText w:val="o"/>
+      <w:lvlJc w:val="left"/>
+      <w:pPr>
+        <w:tabs>
+          <w:tab w:val="num" w:pos="1440"/>
+        </w:tabs>
+        <w:ind w:left="1440" w:hanging="360"/>
+      </w:pPr>
+      <w:rPr>
+        <w:rFonts w:ascii="Courier New" w:hAnsi="Courier New" w:hint="default"/>
+        <w:sz w:val="20"/>
+      </w:rPr>
+    </w:lvl>
+    <w:lvl w:ilvl="2" w:tentative="1">
+      <w:start w:val="1"/>
+      <w:numFmt w:val="bullet"/>
+      <w:lvlText w:val=""/>
+      <w:lvlJc w:val="left"/>
+      <w:pPr>
+        <w:tabs>
+          <w:tab w:val="num" w:pos="2160"/>
+        </w:tabs>
+        <w:ind w:left="2160" w:hanging="360"/>
+      </w:pPr>
+      <w:rPr>
+        <w:rFonts w:ascii="Wingdings" w:hAnsi="Wingdings" w:hint="default"/>
+        <w:sz w:val="20"/>
+      </w:rPr>
+    </w:lvl>
+    <w:lvl w:ilvl="3" w:tentative="1">
+      <w:start w:val="1"/>
+      <w:numFmt w:val="bullet"/>
+      <w:lvlText w:val=""/>
+      <w:lvlJc w:val="left"/>
+      <w:pPr>
+        <w:tabs>
+          <w:tab w:val="num" w:pos="2880"/>
+        </w:tabs>
+        <w:ind w:left="2880" w:hanging="360"/>
+      </w:pPr>
+      <w:rPr>
+        <w:rFonts w:ascii="Wingdings" w:hAnsi="Wingdings" w:hint="default"/>
+        <w:sz w:val="20"/>
+      </w:rPr>
+    </w:lvl>
+    <w:lvl w:ilvl="4" w:tentative="1">
+      <w:start w:val="1"/>
+      <w:numFmt w:val="bullet"/>
+      <w:lvlText w:val=""/>
+      <w:lvlJc w:val="left"/>
+      <w:pPr>
+        <w:tabs>
+          <w:tab w:val="num" w:pos="3600"/>
+        </w:tabs>
+        <w:ind w:left="3600" w:hanging="360"/>
+      </w:pPr>
+      <w:rPr>
+        <w:rFonts w:ascii="Wingdings" w:hAnsi="Wingdings" w:hint="default"/>
+        <w:sz w:val="20"/>
+      </w:rPr>
+    </w:lvl>
+    <w:lvl w:ilvl="5" w:tentative="1">
+      <w:start w:val="1"/>
+      <w:numFmt w:val="bullet"/>
+      <w:lvlText w:val=""/>
+      <w:lvlJc w:val="left"/>
+      <w:pPr>
+        <w:tabs>
+          <w:tab w:val="num" w:pos="4320"/>
+        </w:tabs>
+        <w:ind w:left="4320" w:hanging="360"/>
+      </w:pPr>
+      <w:rPr>
+        <w:rFonts w:ascii="Wingdings" w:hAnsi="Wingdings" w:hint="default"/>
+        <w:sz w:val="20"/>
+      </w:rPr>
+    </w:lvl>
+    <w:lvl w:ilvl="6" w:tentative="1">
+      <w:start w:val="1"/>
+      <w:numFmt w:val="bullet"/>
+      <w:lvlText w:val=""/>
+      <w:lvlJc w:val="left"/>
+      <w:pPr>
+        <w:tabs>
+          <w:tab w:val="num" w:pos="5040"/>
+        </w:tabs>
+        <w:ind w:left="5040" w:hanging="360"/>
+      </w:pPr>
+      <w:rPr>
+        <w:rFonts w:ascii="Wingdings" w:hAnsi="Wingdings" w:hint="default"/>
+        <w:sz w:val="20"/>
+      </w:rPr>
+    </w:lvl>
+    <w:lvl w:ilvl="7" w:tentative="1">
+      <w:start w:val="1"/>
+      <w:numFmt w:val="bullet"/>
+      <w:lvlText w:val=""/>
+      <w:lvlJc w:val="left"/>
+      <w:pPr>
+        <w:tabs>
+          <w:tab w:val="num" w:pos="5760"/>
+        </w:tabs>
+        <w:ind w:left="5760" w:hanging="360"/>
+      </w:pPr>
+      <w:rPr>
+        <w:rFonts w:ascii="Wingdings" w:hAnsi="Wingdings" w:hint="default"/>
+        <w:sz w:val="20"/>
+      </w:rPr>
+    </w:lvl>
+    <w:lvl w:ilvl="8" w:tentative="1">
+      <w:start w:val="1"/>
+      <w:numFmt w:val="bullet"/>
+      <w:lvlText w:val=""/>
+      <w:lvlJc w:val="left"/>
+      <w:pPr>
+        <w:tabs>
+          <w:tab w:val="num" w:pos="6480"/>
+        </w:tabs>
+        <w:ind w:left="6480" w:hanging="360"/>
+      </w:pPr>
+      <w:rPr>
+        <w:rFonts w:ascii="Wingdings" w:hAnsi="Wingdings" w:hint="default"/>
+        <w:sz w:val="20"/>
+      </w:rPr>
+    </w:lvl>
+  </w:abstractNum>
+  <w:abstractNum w:abstractNumId="13" w15:restartNumberingAfterBreak="0">
     <w:nsid w:val="53727BD1"/>
     <w:multiLevelType w:val="multilevel"/>
     <w:tmpl w:val="AF8638BC"/>
@@ -3658,7 +5003,156 @@
       </w:rPr>
     </w:lvl>
   </w:abstractNum>
-  <w:abstractNum w:abstractNumId="8" w15:restartNumberingAfterBreak="0">
+  <w:abstractNum w:abstractNumId="14" w15:restartNumberingAfterBreak="0">
+    <w:nsid w:val="5F191BFE"/>
+    <w:multiLevelType w:val="multilevel"/>
+    <w:tmpl w:val="1534D4EA"/>
+    <w:lvl w:ilvl="0">
+      <w:start w:val="1"/>
+      <w:numFmt w:val="bullet"/>
+      <w:lvlText w:val=""/>
+      <w:lvlJc w:val="left"/>
+      <w:pPr>
+        <w:tabs>
+          <w:tab w:val="num" w:pos="720"/>
+        </w:tabs>
+        <w:ind w:left="720" w:hanging="360"/>
+      </w:pPr>
+      <w:rPr>
+        <w:rFonts w:ascii="Symbol" w:hAnsi="Symbol" w:hint="default"/>
+        <w:sz w:val="20"/>
+      </w:rPr>
+    </w:lvl>
+    <w:lvl w:ilvl="1" w:tentative="1">
+      <w:start w:val="1"/>
+      <w:numFmt w:val="bullet"/>
+      <w:lvlText w:val="o"/>
+      <w:lvlJc w:val="left"/>
+      <w:pPr>
+        <w:tabs>
+          <w:tab w:val="num" w:pos="1440"/>
+        </w:tabs>
+        <w:ind w:left="1440" w:hanging="360"/>
+      </w:pPr>
+      <w:rPr>
+        <w:rFonts w:ascii="Courier New" w:hAnsi="Courier New" w:hint="default"/>
+        <w:sz w:val="20"/>
+      </w:rPr>
+    </w:lvl>
+    <w:lvl w:ilvl="2" w:tentative="1">
+      <w:start w:val="1"/>
+      <w:numFmt w:val="bullet"/>
+      <w:lvlText w:val=""/>
+      <w:lvlJc w:val="left"/>
+      <w:pPr>
+        <w:tabs>
+          <w:tab w:val="num" w:pos="2160"/>
+        </w:tabs>
+        <w:ind w:left="2160" w:hanging="360"/>
+      </w:pPr>
+      <w:rPr>
+        <w:rFonts w:ascii="Wingdings" w:hAnsi="Wingdings" w:hint="default"/>
+        <w:sz w:val="20"/>
+      </w:rPr>
+    </w:lvl>
+    <w:lvl w:ilvl="3" w:tentative="1">
+      <w:start w:val="1"/>
+      <w:numFmt w:val="bullet"/>
+      <w:lvlText w:val=""/>
+      <w:lvlJc w:val="left"/>
+      <w:pPr>
+        <w:tabs>
+          <w:tab w:val="num" w:pos="2880"/>
+        </w:tabs>
+        <w:ind w:left="2880" w:hanging="360"/>
+      </w:pPr>
+      <w:rPr>
+        <w:rFonts w:ascii="Wingdings" w:hAnsi="Wingdings" w:hint="default"/>
+        <w:sz w:val="20"/>
+      </w:rPr>
+    </w:lvl>
+    <w:lvl w:ilvl="4" w:tentative="1">
+      <w:start w:val="1"/>
+      <w:numFmt w:val="bullet"/>
+      <w:lvlText w:val=""/>
+      <w:lvlJc w:val="left"/>
+      <w:pPr>
+        <w:tabs>
+          <w:tab w:val="num" w:pos="3600"/>
+        </w:tabs>
+        <w:ind w:left="3600" w:hanging="360"/>
+      </w:pPr>
+      <w:rPr>
+        <w:rFonts w:ascii="Wingdings" w:hAnsi="Wingdings" w:hint="default"/>
+        <w:sz w:val="20"/>
+      </w:rPr>
+    </w:lvl>
+    <w:lvl w:ilvl="5" w:tentative="1">
+      <w:start w:val="1"/>
+      <w:numFmt w:val="bullet"/>
+      <w:lvlText w:val=""/>
+      <w:lvlJc w:val="left"/>
+      <w:pPr>
+        <w:tabs>
+          <w:tab w:val="num" w:pos="4320"/>
+        </w:tabs>
+        <w:ind w:left="4320" w:hanging="360"/>
+      </w:pPr>
+      <w:rPr>
+        <w:rFonts w:ascii="Wingdings" w:hAnsi="Wingdings" w:hint="default"/>
+        <w:sz w:val="20"/>
+      </w:rPr>
+    </w:lvl>
+    <w:lvl w:ilvl="6" w:tentative="1">
+      <w:start w:val="1"/>
+      <w:numFmt w:val="bullet"/>
+      <w:lvlText w:val=""/>
+      <w:lvlJc w:val="left"/>
+      <w:pPr>
+        <w:tabs>
+          <w:tab w:val="num" w:pos="5040"/>
+        </w:tabs>
+        <w:ind w:left="5040" w:hanging="360"/>
+      </w:pPr>
+      <w:rPr>
+        <w:rFonts w:ascii="Wingdings" w:hAnsi="Wingdings" w:hint="default"/>
+        <w:sz w:val="20"/>
+      </w:rPr>
+    </w:lvl>
+    <w:lvl w:ilvl="7" w:tentative="1">
+      <w:start w:val="1"/>
+      <w:numFmt w:val="bullet"/>
+      <w:lvlText w:val=""/>
+      <w:lvlJc w:val="left"/>
+      <w:pPr>
+        <w:tabs>
+          <w:tab w:val="num" w:pos="5760"/>
+        </w:tabs>
+        <w:ind w:left="5760" w:hanging="360"/>
+      </w:pPr>
+      <w:rPr>
+        <w:rFonts w:ascii="Wingdings" w:hAnsi="Wingdings" w:hint="default"/>
+        <w:sz w:val="20"/>
+      </w:rPr>
+    </w:lvl>
+    <w:lvl w:ilvl="8" w:tentative="1">
+      <w:start w:val="1"/>
+      <w:numFmt w:val="bullet"/>
+      <w:lvlText w:val=""/>
+      <w:lvlJc w:val="left"/>
+      <w:pPr>
+        <w:tabs>
+          <w:tab w:val="num" w:pos="6480"/>
+        </w:tabs>
+        <w:ind w:left="6480" w:hanging="360"/>
+      </w:pPr>
+      <w:rPr>
+        <w:rFonts w:ascii="Wingdings" w:hAnsi="Wingdings" w:hint="default"/>
+        <w:sz w:val="20"/>
+      </w:rPr>
+    </w:lvl>
+  </w:abstractNum>
+  <w:abstractNum w:abstractNumId="15" w15:restartNumberingAfterBreak="0">
     <w:nsid w:val="631D19BB"/>
     <w:multiLevelType w:val="multilevel"/>
     <w:tmpl w:val="9FF8989C"/>
@@ -3771,7 +5265,305 @@
       </w:pPr>
     </w:lvl>
   </w:abstractNum>
-  <w:abstractNum w:abstractNumId="9" w15:restartNumberingAfterBreak="0">
+  <w:abstractNum w:abstractNumId="16" w15:restartNumberingAfterBreak="0">
+    <w:nsid w:val="68E862D0"/>
+    <w:multiLevelType w:val="multilevel"/>
+    <w:tmpl w:val="141830F8"/>
+    <w:lvl w:ilvl="0">
+      <w:start w:val="1"/>
+      <w:numFmt w:val="bullet"/>
+      <w:lvlText w:val=""/>
+      <w:lvlJc w:val="left"/>
+      <w:pPr>
+        <w:tabs>
+          <w:tab w:val="num" w:pos="720"/>
+        </w:tabs>
+        <w:ind w:left="720" w:hanging="360"/>
+      </w:pPr>
+      <w:rPr>
+        <w:rFonts w:ascii="Symbol" w:hAnsi="Symbol" w:hint="default"/>
+        <w:sz w:val="20"/>
+      </w:rPr>
+    </w:lvl>
+    <w:lvl w:ilvl="1" w:tentative="1">
+      <w:start w:val="1"/>
+      <w:numFmt w:val="bullet"/>
+      <w:lvlText w:val="o"/>
+      <w:lvlJc w:val="left"/>
+      <w:pPr>
+        <w:tabs>
+          <w:tab w:val="num" w:pos="1440"/>
+        </w:tabs>
+        <w:ind w:left="1440" w:hanging="360"/>
+      </w:pPr>
+      <w:rPr>
+        <w:rFonts w:ascii="Courier New" w:hAnsi="Courier New" w:hint="default"/>
+        <w:sz w:val="20"/>
+      </w:rPr>
+    </w:lvl>
+    <w:lvl w:ilvl="2" w:tentative="1">
+      <w:start w:val="1"/>
+      <w:numFmt w:val="bullet"/>
+      <w:lvlText w:val=""/>
+      <w:lvlJc w:val="left"/>
+      <w:pPr>
+        <w:tabs>
+          <w:tab w:val="num" w:pos="2160"/>
+        </w:tabs>
+        <w:ind w:left="2160" w:hanging="360"/>
+      </w:pPr>
+      <w:rPr>
+        <w:rFonts w:ascii="Wingdings" w:hAnsi="Wingdings" w:hint="default"/>
+        <w:sz w:val="20"/>
+      </w:rPr>
+    </w:lvl>
+    <w:lvl w:ilvl="3" w:tentative="1">
+      <w:start w:val="1"/>
+      <w:numFmt w:val="bullet"/>
+      <w:lvlText w:val=""/>
+      <w:lvlJc w:val="left"/>
+      <w:pPr>
+        <w:tabs>
+          <w:tab w:val="num" w:pos="2880"/>
+        </w:tabs>
+        <w:ind w:left="2880" w:hanging="360"/>
+      </w:pPr>
+      <w:rPr>
+        <w:rFonts w:ascii="Wingdings" w:hAnsi="Wingdings" w:hint="default"/>
+        <w:sz w:val="20"/>
+      </w:rPr>
+    </w:lvl>
+    <w:lvl w:ilvl="4" w:tentative="1">
+      <w:start w:val="1"/>
+      <w:numFmt w:val="bullet"/>
+      <w:lvlText w:val=""/>
+      <w:lvlJc w:val="left"/>
+      <w:pPr>
+        <w:tabs>
+          <w:tab w:val="num" w:pos="3600"/>
+        </w:tabs>
+        <w:ind w:left="3600" w:hanging="360"/>
+      </w:pPr>
+      <w:rPr>
+        <w:rFonts w:ascii="Wingdings" w:hAnsi="Wingdings" w:hint="default"/>
+        <w:sz w:val="20"/>
+      </w:rPr>
+    </w:lvl>
+    <w:lvl w:ilvl="5" w:tentative="1">
+      <w:start w:val="1"/>
+      <w:numFmt w:val="bullet"/>
+      <w:lvlText w:val=""/>
+      <w:lvlJc w:val="left"/>
+      <w:pPr>
+        <w:tabs>
+          <w:tab w:val="num" w:pos="4320"/>
+        </w:tabs>
+        <w:ind w:left="4320" w:hanging="360"/>
+      </w:pPr>
+      <w:rPr>
+        <w:rFonts w:ascii="Wingdings" w:hAnsi="Wingdings" w:hint="default"/>
+        <w:sz w:val="20"/>
+      </w:rPr>
+    </w:lvl>
+    <w:lvl w:ilvl="6" w:tentative="1">
+      <w:start w:val="1"/>
+      <w:numFmt w:val="bullet"/>
+      <w:lvlText w:val=""/>
+      <w:lvlJc w:val="left"/>
+      <w:pPr>
+        <w:tabs>
+          <w:tab w:val="num" w:pos="5040"/>
+        </w:tabs>
+        <w:ind w:left="5040" w:hanging="360"/>
+      </w:pPr>
+      <w:rPr>
+        <w:rFonts w:ascii="Wingdings" w:hAnsi="Wingdings" w:hint="default"/>
+        <w:sz w:val="20"/>
+      </w:rPr>
+    </w:lvl>
+    <w:lvl w:ilvl="7" w:tentative="1">
+      <w:start w:val="1"/>
+      <w:numFmt w:val="bullet"/>
+      <w:lvlText w:val=""/>
+      <w:lvlJc w:val="left"/>
+      <w:pPr>
+        <w:tabs>
+          <w:tab w:val="num" w:pos="5760"/>
+        </w:tabs>
+        <w:ind w:left="5760" w:hanging="360"/>
+      </w:pPr>
+      <w:rPr>
+        <w:rFonts w:ascii="Wingdings" w:hAnsi="Wingdings" w:hint="default"/>
+        <w:sz w:val="20"/>
+      </w:rPr>
+    </w:lvl>
+    <w:lvl w:ilvl="8" w:tentative="1">
+      <w:start w:val="1"/>
+      <w:numFmt w:val="bullet"/>
+      <w:lvlText w:val=""/>
+      <w:lvlJc w:val="left"/>
+      <w:pPr>
+        <w:tabs>
+          <w:tab w:val="num" w:pos="6480"/>
+        </w:tabs>
+        <w:ind w:left="6480" w:hanging="360"/>
+      </w:pPr>
+      <w:rPr>
+        <w:rFonts w:ascii="Wingdings" w:hAnsi="Wingdings" w:hint="default"/>
+        <w:sz w:val="20"/>
+      </w:rPr>
+    </w:lvl>
+  </w:abstractNum>
+  <w:abstractNum w:abstractNumId="17" w15:restartNumberingAfterBreak="0">
+    <w:nsid w:val="718A0BEA"/>
+    <w:multiLevelType w:val="multilevel"/>
+    <w:tmpl w:val="9FF8672E"/>
+    <w:lvl w:ilvl="0">
+      <w:start w:val="1"/>
+      <w:numFmt w:val="bullet"/>
+      <w:lvlText w:val=""/>
+      <w:lvlJc w:val="left"/>
+      <w:pPr>
+        <w:tabs>
+          <w:tab w:val="num" w:pos="720"/>
+        </w:tabs>
+        <w:ind w:left="720" w:hanging="360"/>
+      </w:pPr>
+      <w:rPr>
+        <w:rFonts w:ascii="Symbol" w:hAnsi="Symbol" w:hint="default"/>
+        <w:sz w:val="20"/>
+      </w:rPr>
+    </w:lvl>
+    <w:lvl w:ilvl="1" w:tentative="1">
+      <w:start w:val="1"/>
+      <w:numFmt w:val="bullet"/>
+      <w:lvlText w:val="o"/>
+      <w:lvlJc w:val="left"/>
+      <w:pPr>
+        <w:tabs>
+          <w:tab w:val="num" w:pos="1440"/>
+        </w:tabs>
+        <w:ind w:left="1440" w:hanging="360"/>
+      </w:pPr>
+      <w:rPr>
+        <w:rFonts w:ascii="Courier New" w:hAnsi="Courier New" w:hint="default"/>
+        <w:sz w:val="20"/>
+      </w:rPr>
+    </w:lvl>
+    <w:lvl w:ilvl="2" w:tentative="1">
+      <w:start w:val="1"/>
+      <w:numFmt w:val="bullet"/>
+      <w:lvlText w:val=""/>
+      <w:lvlJc w:val="left"/>
+      <w:pPr>
+        <w:tabs>
+          <w:tab w:val="num" w:pos="2160"/>
+        </w:tabs>
+        <w:ind w:left="2160" w:hanging="360"/>
+      </w:pPr>
+      <w:rPr>
+        <w:rFonts w:ascii="Wingdings" w:hAnsi="Wingdings" w:hint="default"/>
+        <w:sz w:val="20"/>
+      </w:rPr>
+    </w:lvl>
+    <w:lvl w:ilvl="3" w:tentative="1">
+      <w:start w:val="1"/>
+      <w:numFmt w:val="bullet"/>
+      <w:lvlText w:val=""/>
+      <w:lvlJc w:val="left"/>
+      <w:pPr>
+        <w:tabs>
+          <w:tab w:val="num" w:pos="2880"/>
+        </w:tabs>
+        <w:ind w:left="2880" w:hanging="360"/>
+      </w:pPr>
+      <w:rPr>
+        <w:rFonts w:ascii="Wingdings" w:hAnsi="Wingdings" w:hint="default"/>
+        <w:sz w:val="20"/>
+      </w:rPr>
+    </w:lvl>
+    <w:lvl w:ilvl="4" w:tentative="1">
+      <w:start w:val="1"/>
+      <w:numFmt w:val="bullet"/>
+      <w:lvlText w:val=""/>
+      <w:lvlJc w:val="left"/>
+      <w:pPr>
+        <w:tabs>
+          <w:tab w:val="num" w:pos="3600"/>
+        </w:tabs>
+        <w:ind w:left="3600" w:hanging="360"/>
+      </w:pPr>
+      <w:rPr>
+        <w:rFonts w:ascii="Wingdings" w:hAnsi="Wingdings" w:hint="default"/>
+        <w:sz w:val="20"/>
+      </w:rPr>
+    </w:lvl>
+    <w:lvl w:ilvl="5" w:tentative="1">
+      <w:start w:val="1"/>
+      <w:numFmt w:val="bullet"/>
+      <w:lvlText w:val=""/>
+      <w:lvlJc w:val="left"/>
+      <w:pPr>
+        <w:tabs>
+          <w:tab w:val="num" w:pos="4320"/>
+        </w:tabs>
+        <w:ind w:left="4320" w:hanging="360"/>
+      </w:pPr>
+      <w:rPr>
+        <w:rFonts w:ascii="Wingdings" w:hAnsi="Wingdings" w:hint="default"/>
+        <w:sz w:val="20"/>
+      </w:rPr>
+    </w:lvl>
+    <w:lvl w:ilvl="6" w:tentative="1">
+      <w:start w:val="1"/>
+      <w:numFmt w:val="bullet"/>
+      <w:lvlText w:val=""/>
+      <w:lvlJc w:val="left"/>
+      <w:pPr>
+        <w:tabs>
+          <w:tab w:val="num" w:pos="5040"/>
+        </w:tabs>
+        <w:ind w:left="5040" w:hanging="360"/>
+      </w:pPr>
+      <w:rPr>
+        <w:rFonts w:ascii="Wingdings" w:hAnsi="Wingdings" w:hint="default"/>
+        <w:sz w:val="20"/>
+      </w:rPr>
+    </w:lvl>
+    <w:lvl w:ilvl="7" w:tentative="1">
+      <w:start w:val="1"/>
+      <w:numFmt w:val="bullet"/>
+      <w:lvlText w:val=""/>
+      <w:lvlJc w:val="left"/>
+      <w:pPr>
+        <w:tabs>
+          <w:tab w:val="num" w:pos="5760"/>
+        </w:tabs>
+        <w:ind w:left="5760" w:hanging="360"/>
+      </w:pPr>
+      <w:rPr>
+        <w:rFonts w:ascii="Wingdings" w:hAnsi="Wingdings" w:hint="default"/>
+        <w:sz w:val="20"/>
+      </w:rPr>
+    </w:lvl>
+    <w:lvl w:ilvl="8" w:tentative="1">
+      <w:start w:val="1"/>
+      <w:numFmt w:val="bullet"/>
+      <w:lvlText w:val=""/>
+      <w:lvlJc w:val="left"/>
+      <w:pPr>
+        <w:tabs>
+          <w:tab w:val="num" w:pos="6480"/>
+        </w:tabs>
+        <w:ind w:left="6480" w:hanging="360"/>
+      </w:pPr>
+      <w:rPr>
+        <w:rFonts w:ascii="Wingdings" w:hAnsi="Wingdings" w:hint="default"/>
+        <w:sz w:val="20"/>
+      </w:rPr>
+    </w:lvl>
+  </w:abstractNum>
+  <w:abstractNum w:abstractNumId="18" w15:restartNumberingAfterBreak="0">
     <w:nsid w:val="7372208D"/>
     <w:multiLevelType w:val="multilevel"/>
     <w:tmpl w:val="F4306BA4"/>
@@ -3920,35 +5712,214 @@
       </w:rPr>
     </w:lvl>
   </w:abstractNum>
+  <w:abstractNum w:abstractNumId="19" w15:restartNumberingAfterBreak="0">
+    <w:nsid w:val="74A95B8A"/>
+    <w:multiLevelType w:val="multilevel"/>
+    <w:tmpl w:val="03FE8640"/>
+    <w:lvl w:ilvl="0">
+      <w:start w:val="1"/>
+      <w:numFmt w:val="bullet"/>
+      <w:lvlText w:val=""/>
+      <w:lvlJc w:val="left"/>
+      <w:pPr>
+        <w:tabs>
+          <w:tab w:val="num" w:pos="720"/>
+        </w:tabs>
+        <w:ind w:left="720" w:hanging="360"/>
+      </w:pPr>
+      <w:rPr>
+        <w:rFonts w:ascii="Symbol" w:hAnsi="Symbol" w:hint="default"/>
+        <w:sz w:val="20"/>
+      </w:rPr>
+    </w:lvl>
+    <w:lvl w:ilvl="1" w:tentative="1">
+      <w:start w:val="1"/>
+      <w:numFmt w:val="bullet"/>
+      <w:lvlText w:val="o"/>
+      <w:lvlJc w:val="left"/>
+      <w:pPr>
+        <w:tabs>
+          <w:tab w:val="num" w:pos="1440"/>
+        </w:tabs>
+        <w:ind w:left="1440" w:hanging="360"/>
+      </w:pPr>
+      <w:rPr>
+        <w:rFonts w:ascii="Courier New" w:hAnsi="Courier New" w:hint="default"/>
+        <w:sz w:val="20"/>
+      </w:rPr>
+    </w:lvl>
+    <w:lvl w:ilvl="2" w:tentative="1">
+      <w:start w:val="1"/>
+      <w:numFmt w:val="bullet"/>
+      <w:lvlText w:val=""/>
+      <w:lvlJc w:val="left"/>
+      <w:pPr>
+        <w:tabs>
+          <w:tab w:val="num" w:pos="2160"/>
+        </w:tabs>
+        <w:ind w:left="2160" w:hanging="360"/>
+      </w:pPr>
+      <w:rPr>
+        <w:rFonts w:ascii="Wingdings" w:hAnsi="Wingdings" w:hint="default"/>
+        <w:sz w:val="20"/>
+      </w:rPr>
+    </w:lvl>
+    <w:lvl w:ilvl="3" w:tentative="1">
+      <w:start w:val="1"/>
+      <w:numFmt w:val="bullet"/>
+      <w:lvlText w:val=""/>
+      <w:lvlJc w:val="left"/>
+      <w:pPr>
+        <w:tabs>
+          <w:tab w:val="num" w:pos="2880"/>
+        </w:tabs>
+        <w:ind w:left="2880" w:hanging="360"/>
+      </w:pPr>
+      <w:rPr>
+        <w:rFonts w:ascii="Wingdings" w:hAnsi="Wingdings" w:hint="default"/>
+        <w:sz w:val="20"/>
+      </w:rPr>
+    </w:lvl>
+    <w:lvl w:ilvl="4" w:tentative="1">
+      <w:start w:val="1"/>
+      <w:numFmt w:val="bullet"/>
+      <w:lvlText w:val=""/>
+      <w:lvlJc w:val="left"/>
+      <w:pPr>
+        <w:tabs>
+          <w:tab w:val="num" w:pos="3600"/>
+        </w:tabs>
+        <w:ind w:left="3600" w:hanging="360"/>
+      </w:pPr>
+      <w:rPr>
+        <w:rFonts w:ascii="Wingdings" w:hAnsi="Wingdings" w:hint="default"/>
+        <w:sz w:val="20"/>
+      </w:rPr>
+    </w:lvl>
+    <w:lvl w:ilvl="5" w:tentative="1">
+      <w:start w:val="1"/>
+      <w:numFmt w:val="bullet"/>
+      <w:lvlText w:val=""/>
+      <w:lvlJc w:val="left"/>
+      <w:pPr>
+        <w:tabs>
+          <w:tab w:val="num" w:pos="4320"/>
+        </w:tabs>
+        <w:ind w:left="4320" w:hanging="360"/>
+      </w:pPr>
+      <w:rPr>
+        <w:rFonts w:ascii="Wingdings" w:hAnsi="Wingdings" w:hint="default"/>
+        <w:sz w:val="20"/>
+      </w:rPr>
+    </w:lvl>
+    <w:lvl w:ilvl="6" w:tentative="1">
+      <w:start w:val="1"/>
+      <w:numFmt w:val="bullet"/>
+      <w:lvlText w:val=""/>
+      <w:lvlJc w:val="left"/>
+      <w:pPr>
+        <w:tabs>
+          <w:tab w:val="num" w:pos="5040"/>
+        </w:tabs>
+        <w:ind w:left="5040" w:hanging="360"/>
+      </w:pPr>
+      <w:rPr>
+        <w:rFonts w:ascii="Wingdings" w:hAnsi="Wingdings" w:hint="default"/>
+        <w:sz w:val="20"/>
+      </w:rPr>
+    </w:lvl>
+    <w:lvl w:ilvl="7" w:tentative="1">
+      <w:start w:val="1"/>
+      <w:numFmt w:val="bullet"/>
+      <w:lvlText w:val=""/>
+      <w:lvlJc w:val="left"/>
+      <w:pPr>
+        <w:tabs>
+          <w:tab w:val="num" w:pos="5760"/>
+        </w:tabs>
+        <w:ind w:left="5760" w:hanging="360"/>
+      </w:pPr>
+      <w:rPr>
+        <w:rFonts w:ascii="Wingdings" w:hAnsi="Wingdings" w:hint="default"/>
+        <w:sz w:val="20"/>
+      </w:rPr>
+    </w:lvl>
+    <w:lvl w:ilvl="8" w:tentative="1">
+      <w:start w:val="1"/>
+      <w:numFmt w:val="bullet"/>
+      <w:lvlText w:val=""/>
+      <w:lvlJc w:val="left"/>
+      <w:pPr>
+        <w:tabs>
+          <w:tab w:val="num" w:pos="6480"/>
+        </w:tabs>
+        <w:ind w:left="6480" w:hanging="360"/>
+      </w:pPr>
+      <w:rPr>
+        <w:rFonts w:ascii="Wingdings" w:hAnsi="Wingdings" w:hint="default"/>
+        <w:sz w:val="20"/>
+      </w:rPr>
+    </w:lvl>
+  </w:abstractNum>
   <w:num w:numId="1" w16cid:durableId="2019694214">
-    <w:abstractNumId w:val="7"/>
+    <w:abstractNumId w:val="13"/>
   </w:num>
   <w:num w:numId="2" w16cid:durableId="1694919185">
+    <w:abstractNumId w:val="11"/>
+  </w:num>
+  <w:num w:numId="3" w16cid:durableId="2110275413">
+    <w:abstractNumId w:val="8"/>
+  </w:num>
+  <w:num w:numId="4" w16cid:durableId="228466567">
+    <w:abstractNumId w:val="15"/>
+  </w:num>
+  <w:num w:numId="5" w16cid:durableId="801117085">
+    <w:abstractNumId w:val="10"/>
+  </w:num>
+  <w:num w:numId="6" w16cid:durableId="1233925741">
+    <w:abstractNumId w:val="2"/>
+  </w:num>
+  <w:num w:numId="7" w16cid:durableId="1617634991">
     <w:abstractNumId w:val="6"/>
   </w:num>
-  <w:num w:numId="3" w16cid:durableId="2110275413">
+  <w:num w:numId="8" w16cid:durableId="1668245333">
+    <w:abstractNumId w:val="9"/>
+  </w:num>
+  <w:num w:numId="9" w16cid:durableId="1867207642">
+    <w:abstractNumId w:val="18"/>
+  </w:num>
+  <w:num w:numId="10" w16cid:durableId="1880127109">
+    <w:abstractNumId w:val="5"/>
+  </w:num>
+  <w:num w:numId="11" w16cid:durableId="115298392">
+    <w:abstractNumId w:val="16"/>
+  </w:num>
+  <w:num w:numId="12" w16cid:durableId="151072158">
+    <w:abstractNumId w:val="0"/>
+  </w:num>
+  <w:num w:numId="13" w16cid:durableId="1424381036">
+    <w:abstractNumId w:val="12"/>
+  </w:num>
+  <w:num w:numId="14" w16cid:durableId="1604990912">
+    <w:abstractNumId w:val="17"/>
+  </w:num>
+  <w:num w:numId="15" w16cid:durableId="1767996828">
+    <w:abstractNumId w:val="19"/>
+  </w:num>
+  <w:num w:numId="16" w16cid:durableId="957108830">
+    <w:abstractNumId w:val="1"/>
+  </w:num>
+  <w:num w:numId="17" w16cid:durableId="167528698">
     <w:abstractNumId w:val="3"/>
   </w:num>
-  <w:num w:numId="4" w16cid:durableId="228466567">
-    <w:abstractNumId w:val="8"/>
+  <w:num w:numId="18" w16cid:durableId="1511529941">
+    <w:abstractNumId w:val="14"/>
   </w:num>
-  <w:num w:numId="5" w16cid:durableId="801117085">
-    <w:abstractNumId w:val="5"/>
-  </w:num>
-  <w:num w:numId="6" w16cid:durableId="1233925741">
-    <w:abstractNumId w:val="0"/>
-  </w:num>
-  <w:num w:numId="7" w16cid:durableId="1617634991">
-    <w:abstractNumId w:val="2"/>
-  </w:num>
-  <w:num w:numId="8" w16cid:durableId="1668245333">
+  <w:num w:numId="19" w16cid:durableId="503207445">
     <w:abstractNumId w:val="4"/>
   </w:num>
-  <w:num w:numId="9" w16cid:durableId="1867207642">
-    <w:abstractNumId w:val="9"/>
-  </w:num>
-  <w:num w:numId="10" w16cid:durableId="1880127109">
-    <w:abstractNumId w:val="1"/>
+  <w:num w:numId="20" w16cid:durableId="1604266537">
+    <w:abstractNumId w:val="7"/>
   </w:num>
 </w:numbering>
 </file>
